--- a/stone/Supporto Presidia/02_Supporto/02_Template/14_ Schede prodotti chimici /svitol.docx
+++ b/stone/Supporto Presidia/02_Supporto/02_Template/14_ Schede prodotti chimici /svitol.docx
@@ -1,6 +1,6 @@
 
 <file path=word/document.xml><?xml version="1.0" encoding="utf-8"?>
-<w:document xmlns:wpc="http://schemas.microsoft.com/office/word/2010/wordprocessingCanvas" xmlns:cx="http://schemas.microsoft.com/office/drawing/2014/chartex" xmlns:cx1="http://schemas.microsoft.com/office/drawing/2015/9/8/chartex" xmlns:cx2="http://schemas.microsoft.com/office/drawing/2015/10/21/chartex" xmlns:cx3="http://schemas.microsoft.com/office/drawing/2016/5/9/chartex" xmlns:cx4="http://schemas.microsoft.com/office/drawing/2016/5/10/chartex" xmlns:cx5="http://schemas.microsoft.com/office/drawing/2016/5/11/chartex" xmlns:cx6="http://schemas.microsoft.com/office/drawing/2016/5/12/chartex" xmlns:cx7="http://schemas.microsoft.com/office/drawing/2016/5/13/chartex" xmlns:cx8="http://schemas.microsoft.com/office/drawing/2016/5/14/chartex" xmlns:mc="http://schemas.openxmlformats.org/markup-compatibility/2006" xmlns:aink="http://schemas.microsoft.com/office/drawing/2016/ink" xmlns:am3d="http://schemas.microsoft.com/office/drawing/2017/model3d" xmlns:o="urn:schemas-microsoft-com:office:office" xmlns:oel="http://schemas.microsoft.com/office/2019/extlst" xmlns:r="http://schemas.openxmlformats.org/officeDocument/2006/relationships" xmlns:m="http://schemas.openxmlformats.org/officeDocument/2006/math" xmlns:v="urn:schemas-microsoft-com:vml" xmlns:wp14="http://schemas.microsoft.com/office/word/2010/wordprocessingDrawing" xmlns:wp="http://schemas.openxmlformats.org/drawingml/2006/wordprocessingDrawing" xmlns:w10="urn:schemas-microsoft-com:office:word" xmlns:w="http://schemas.openxmlformats.org/wordprocessingml/2006/main" xmlns:w14="http://schemas.microsoft.com/office/word/2010/wordml" xmlns:w15="http://schemas.microsoft.com/office/word/2012/wordml" xmlns:w16cex="http://schemas.microsoft.com/office/word/2018/wordml/cex" xmlns:w16cid="http://schemas.microsoft.com/office/word/2016/wordml/cid" xmlns:w16="http://schemas.microsoft.com/office/word/2018/wordml" xmlns:w16sdtdh="http://schemas.microsoft.com/office/word/2020/wordml/sdtdatahash" xmlns:w16se="http://schemas.microsoft.com/office/word/2015/wordml/symex" xmlns:wpg="http://schemas.microsoft.com/office/word/2010/wordprocessingGroup" xmlns:wpi="http://schemas.microsoft.com/office/word/2010/wordprocessingInk" xmlns:wne="http://schemas.microsoft.com/office/word/2006/wordml" xmlns:wps="http://schemas.microsoft.com/office/word/2010/wordprocessingShape" mc:Ignorable="w14 w15 w16se w16cid w16 w16cex w16sdtdh wp14">
+<w:document xmlns:wpc="http://schemas.microsoft.com/office/word/2010/wordprocessingCanvas" xmlns:cx="http://schemas.microsoft.com/office/drawing/2014/chartex" xmlns:cx1="http://schemas.microsoft.com/office/drawing/2015/9/8/chartex" xmlns:cx2="http://schemas.microsoft.com/office/drawing/2015/10/21/chartex" xmlns:cx3="http://schemas.microsoft.com/office/drawing/2016/5/9/chartex" xmlns:cx4="http://schemas.microsoft.com/office/drawing/2016/5/10/chartex" xmlns:cx5="http://schemas.microsoft.com/office/drawing/2016/5/11/chartex" xmlns:cx6="http://schemas.microsoft.com/office/drawing/2016/5/12/chartex" xmlns:cx7="http://schemas.microsoft.com/office/drawing/2016/5/13/chartex" xmlns:cx8="http://schemas.microsoft.com/office/drawing/2016/5/14/chartex" xmlns:mc="http://schemas.openxmlformats.org/markup-compatibility/2006" xmlns:aink="http://schemas.microsoft.com/office/drawing/2016/ink" xmlns:am3d="http://schemas.microsoft.com/office/drawing/2017/model3d" xmlns:o="urn:schemas-microsoft-com:office:office" xmlns:oel="http://schemas.microsoft.com/office/2019/extlst" xmlns:r="http://schemas.openxmlformats.org/officeDocument/2006/relationships" xmlns:m="http://schemas.openxmlformats.org/officeDocument/2006/math" xmlns:v="urn:schemas-microsoft-com:vml" xmlns:wp14="http://schemas.microsoft.com/office/word/2010/wordprocessingDrawing" xmlns:wp="http://schemas.openxmlformats.org/drawingml/2006/wordprocessingDrawing" xmlns:w10="urn:schemas-microsoft-com:office:word" xmlns:w="http://schemas.openxmlformats.org/wordprocessingml/2006/main" xmlns:w14="http://schemas.microsoft.com/office/word/2010/wordml" xmlns:w15="http://schemas.microsoft.com/office/word/2012/wordml" xmlns:w16cex="http://schemas.microsoft.com/office/word/2018/wordml/cex" xmlns:w16cid="http://schemas.microsoft.com/office/word/2016/wordml/cid" xmlns:w16="http://schemas.microsoft.com/office/word/2018/wordml" xmlns:w16du="http://schemas.microsoft.com/office/word/2023/wordml/word16du" xmlns:w16sdtdh="http://schemas.microsoft.com/office/word/2020/wordml/sdtdatahash" xmlns:w16sdtfl="http://schemas.microsoft.com/office/word/2024/wordml/sdtformatlock" xmlns:w16se="http://schemas.microsoft.com/office/word/2015/wordml/symex" xmlns:wpg="http://schemas.microsoft.com/office/word/2010/wordprocessingGroup" xmlns:wpi="http://schemas.microsoft.com/office/word/2010/wordprocessingInk" xmlns:wne="http://schemas.microsoft.com/office/word/2006/wordml" xmlns:wps="http://schemas.microsoft.com/office/word/2010/wordprocessingShape" mc:Ignorable="w14 w15 w16se w16cid w16 w16cex w16sdtdh w16sdtfl w16du wp14">
   <w:body>
     <w:tbl>
       <w:tblPr>
@@ -17,26 +17,26 @@
         <w:tblLook w:val="01E0" w:firstRow="1" w:lastRow="1" w:firstColumn="1" w:lastColumn="1" w:noHBand="0" w:noVBand="0"/>
       </w:tblPr>
       <w:tblGrid>
-        <w:gridCol w:w="391"/>
+        <w:gridCol w:w="390"/>
         <w:gridCol w:w="274"/>
         <w:gridCol w:w="710"/>
-        <w:gridCol w:w="239"/>
-        <w:gridCol w:w="708"/>
+        <w:gridCol w:w="240"/>
+        <w:gridCol w:w="705"/>
         <w:gridCol w:w="66"/>
         <w:gridCol w:w="538"/>
         <w:gridCol w:w="264"/>
-        <w:gridCol w:w="374"/>
+        <w:gridCol w:w="376"/>
         <w:gridCol w:w="266"/>
-        <w:gridCol w:w="840"/>
+        <w:gridCol w:w="841"/>
         <w:gridCol w:w="127"/>
         <w:gridCol w:w="71"/>
-        <w:gridCol w:w="1261"/>
-        <w:gridCol w:w="246"/>
+        <w:gridCol w:w="1259"/>
+        <w:gridCol w:w="247"/>
         <w:gridCol w:w="645"/>
-        <w:gridCol w:w="177"/>
+        <w:gridCol w:w="176"/>
         <w:gridCol w:w="269"/>
-        <w:gridCol w:w="339"/>
-        <w:gridCol w:w="1823"/>
+        <w:gridCol w:w="338"/>
+        <w:gridCol w:w="1826"/>
       </w:tblGrid>
       <w:tr>
         <w:trPr>
@@ -56,11 +56,13 @@
             <w:pPr>
               <w:jc w:val="center"/>
               <w:rPr>
-                <w:b/>
-              </w:rPr>
-            </w:pPr>
-            <w:r>
-              <w:rPr>
+                <w:rFonts w:ascii="Aptos" w:hAnsi="Aptos"/>
+                <w:b/>
+              </w:rPr>
+            </w:pPr>
+            <w:r>
+              <w:rPr>
+                <w:rFonts w:ascii="Aptos" w:hAnsi="Aptos"/>
                 <w:b/>
               </w:rPr>
               <w:t>SCHEDA</w:t>
@@ -81,6 +83,7 @@
             <w:pPr>
               <w:jc w:val="center"/>
               <w:rPr>
+                <w:rFonts w:ascii="Aptos" w:hAnsi="Aptos"/>
                 <w:b/>
                 <w:sz w:val="28"/>
                 <w:szCs w:val="28"/>
@@ -102,12 +105,14 @@
             <w:pPr>
               <w:jc w:val="center"/>
               <w:rPr>
-                <w:sz w:val="20"/>
-                <w:szCs w:val="20"/>
-              </w:rPr>
-            </w:pPr>
-            <w:r>
-              <w:rPr>
+                <w:rFonts w:ascii="Aptos" w:hAnsi="Aptos"/>
+                <w:sz w:val="20"/>
+                <w:szCs w:val="20"/>
+              </w:rPr>
+            </w:pPr>
+            <w:r>
+              <w:rPr>
+                <w:rFonts w:ascii="Aptos" w:hAnsi="Aptos"/>
                 <w:sz w:val="20"/>
                 <w:szCs w:val="20"/>
               </w:rPr>
@@ -128,12 +133,14 @@
           <w:p>
             <w:pPr>
               <w:rPr>
+                <w:rFonts w:ascii="Aptos" w:hAnsi="Aptos"/>
                 <w:b/>
               </w:rPr>
             </w:pPr>
             <w:proofErr w:type="spellStart"/>
             <w:r>
               <w:rPr>
+                <w:rFonts w:ascii="Aptos" w:hAnsi="Aptos"/>
                 <w:b/>
               </w:rPr>
               <w:t>Svitol</w:t>
@@ -141,6 +148,7 @@
             <w:proofErr w:type="spellEnd"/>
             <w:r>
               <w:rPr>
+                <w:rFonts w:ascii="Aptos" w:hAnsi="Aptos"/>
                 <w:b/>
               </w:rPr>
               <w:t xml:space="preserve"> </w:t>
@@ -166,6 +174,7 @@
           <w:p>
             <w:pPr>
               <w:rPr>
+                <w:rFonts w:ascii="Aptos" w:hAnsi="Aptos"/>
                 <w:b/>
                 <w:sz w:val="10"/>
                 <w:szCs w:val="10"/>
@@ -192,11 +201,13 @@
           <w:p>
             <w:pPr>
               <w:rPr>
-                <w:b/>
-              </w:rPr>
-            </w:pPr>
-            <w:r>
-              <w:rPr>
+                <w:rFonts w:ascii="Aptos" w:hAnsi="Aptos"/>
+                <w:b/>
+              </w:rPr>
+            </w:pPr>
+            <w:r>
+              <w:rPr>
+                <w:rFonts w:ascii="Aptos" w:hAnsi="Aptos"/>
                 <w:b/>
               </w:rPr>
               <w:t>A</w:t>
@@ -217,11 +228,13 @@
           <w:p>
             <w:pPr>
               <w:rPr>
-                <w:b/>
-              </w:rPr>
-            </w:pPr>
-            <w:r>
-              <w:rPr>
+                <w:rFonts w:ascii="Aptos" w:hAnsi="Aptos"/>
+                <w:b/>
+              </w:rPr>
+            </w:pPr>
+            <w:r>
+              <w:rPr>
+                <w:rFonts w:ascii="Aptos" w:hAnsi="Aptos"/>
                 <w:b/>
               </w:rPr>
               <w:t>IDENTIFICAZIONE AGENTE</w:t>
@@ -247,6 +260,7 @@
           <w:p>
             <w:pPr>
               <w:rPr>
+                <w:rFonts w:ascii="Aptos" w:hAnsi="Aptos"/>
                 <w:b/>
                 <w:sz w:val="10"/>
                 <w:szCs w:val="10"/>
@@ -270,13 +284,15 @@
           <w:p>
             <w:pPr>
               <w:rPr>
-                <w:b/>
-                <w:sz w:val="20"/>
-                <w:szCs w:val="20"/>
-              </w:rPr>
-            </w:pPr>
-            <w:r>
-              <w:rPr>
+                <w:rFonts w:ascii="Aptos" w:hAnsi="Aptos"/>
+                <w:b/>
+                <w:sz w:val="20"/>
+                <w:szCs w:val="20"/>
+              </w:rPr>
+            </w:pPr>
+            <w:r>
+              <w:rPr>
+                <w:rFonts w:ascii="Aptos" w:hAnsi="Aptos"/>
                 <w:b/>
                 <w:sz w:val="20"/>
                 <w:szCs w:val="20"/>
@@ -296,13 +312,15 @@
           <w:p>
             <w:pPr>
               <w:rPr>
-                <w:b/>
-                <w:sz w:val="20"/>
-                <w:szCs w:val="20"/>
-              </w:rPr>
-            </w:pPr>
-            <w:r>
-              <w:rPr>
+                <w:rFonts w:ascii="Aptos" w:hAnsi="Aptos"/>
+                <w:b/>
+                <w:sz w:val="20"/>
+                <w:szCs w:val="20"/>
+              </w:rPr>
+            </w:pPr>
+            <w:r>
+              <w:rPr>
+                <w:rFonts w:ascii="Aptos" w:hAnsi="Aptos"/>
                 <w:b/>
                 <w:sz w:val="20"/>
                 <w:szCs w:val="20"/>
@@ -322,13 +340,15 @@
           <w:p>
             <w:pPr>
               <w:rPr>
-                <w:b/>
-                <w:sz w:val="20"/>
-                <w:szCs w:val="20"/>
-              </w:rPr>
-            </w:pPr>
-            <w:r>
-              <w:rPr>
+                <w:rFonts w:ascii="Aptos" w:hAnsi="Aptos"/>
+                <w:b/>
+                <w:sz w:val="20"/>
+                <w:szCs w:val="20"/>
+              </w:rPr>
+            </w:pPr>
+            <w:r>
+              <w:rPr>
+                <w:rFonts w:ascii="Aptos" w:hAnsi="Aptos"/>
                 <w:b/>
                 <w:sz w:val="20"/>
                 <w:szCs w:val="20"/>
@@ -350,17 +370,18 @@
               <w:bottom w:val="nil"/>
               <w:right w:val="nil"/>
             </w:tcBorders>
-            <w:shd w:val="clear" w:color="auto" w:fill="auto"/>
-          </w:tcPr>
-          <w:p>
-            <w:pPr>
-              <w:rPr>
+          </w:tcPr>
+          <w:p>
+            <w:pPr>
+              <w:rPr>
+                <w:rFonts w:ascii="Aptos" w:hAnsi="Aptos"/>
                 <w:sz w:val="18"/>
                 <w:szCs w:val="18"/>
               </w:rPr>
             </w:pPr>
             <w:r>
               <w:rPr>
+                <w:rFonts w:ascii="Aptos" w:hAnsi="Aptos"/>
                 <w:sz w:val="18"/>
                 <w:szCs w:val="18"/>
               </w:rPr>
@@ -379,6 +400,7 @@
             </w:r>
             <w:r>
               <w:rPr>
+                <w:rFonts w:ascii="Aptos" w:hAnsi="Aptos"/>
                 <w:sz w:val="18"/>
                 <w:szCs w:val="18"/>
               </w:rPr>
@@ -386,12 +408,14 @@
             </w:r>
             <w:r>
               <w:rPr>
+                <w:rFonts w:ascii="Aptos" w:hAnsi="Aptos"/>
                 <w:sz w:val="18"/>
                 <w:szCs w:val="18"/>
               </w:rPr>
             </w:r>
             <w:r>
               <w:rPr>
+                <w:rFonts w:ascii="Aptos" w:hAnsi="Aptos"/>
                 <w:sz w:val="18"/>
                 <w:szCs w:val="18"/>
               </w:rPr>
@@ -399,6 +423,7 @@
             </w:r>
             <w:r>
               <w:rPr>
+                <w:rFonts w:ascii="Aptos" w:hAnsi="Aptos"/>
                 <w:sz w:val="18"/>
                 <w:szCs w:val="18"/>
               </w:rPr>
@@ -414,17 +439,18 @@
               <w:left w:val="nil"/>
               <w:bottom w:val="nil"/>
             </w:tcBorders>
-            <w:shd w:val="clear" w:color="auto" w:fill="auto"/>
-          </w:tcPr>
-          <w:p>
-            <w:pPr>
-              <w:rPr>
-                <w:sz w:val="20"/>
-                <w:szCs w:val="20"/>
-              </w:rPr>
-            </w:pPr>
-            <w:r>
-              <w:rPr>
+          </w:tcPr>
+          <w:p>
+            <w:pPr>
+              <w:rPr>
+                <w:rFonts w:ascii="Aptos" w:hAnsi="Aptos"/>
+                <w:sz w:val="20"/>
+                <w:szCs w:val="20"/>
+              </w:rPr>
+            </w:pPr>
+            <w:r>
+              <w:rPr>
+                <w:rFonts w:ascii="Aptos" w:hAnsi="Aptos"/>
                 <w:sz w:val="20"/>
                 <w:szCs w:val="20"/>
               </w:rPr>
@@ -440,17 +466,18 @@
               <w:bottom w:val="nil"/>
               <w:right w:val="nil"/>
             </w:tcBorders>
-            <w:shd w:val="clear" w:color="auto" w:fill="auto"/>
-          </w:tcPr>
-          <w:p>
-            <w:pPr>
-              <w:rPr>
+          </w:tcPr>
+          <w:p>
+            <w:pPr>
+              <w:rPr>
+                <w:rFonts w:ascii="Aptos" w:hAnsi="Aptos"/>
                 <w:sz w:val="18"/>
                 <w:szCs w:val="18"/>
               </w:rPr>
             </w:pPr>
             <w:r>
               <w:rPr>
+                <w:rFonts w:ascii="Aptos" w:hAnsi="Aptos"/>
                 <w:sz w:val="18"/>
                 <w:szCs w:val="18"/>
               </w:rPr>
@@ -468,6 +495,7 @@
             </w:r>
             <w:r>
               <w:rPr>
+                <w:rFonts w:ascii="Aptos" w:hAnsi="Aptos"/>
                 <w:sz w:val="18"/>
                 <w:szCs w:val="18"/>
               </w:rPr>
@@ -475,12 +503,14 @@
             </w:r>
             <w:r>
               <w:rPr>
+                <w:rFonts w:ascii="Aptos" w:hAnsi="Aptos"/>
                 <w:sz w:val="18"/>
                 <w:szCs w:val="18"/>
               </w:rPr>
             </w:r>
             <w:r>
               <w:rPr>
+                <w:rFonts w:ascii="Aptos" w:hAnsi="Aptos"/>
                 <w:sz w:val="18"/>
                 <w:szCs w:val="18"/>
               </w:rPr>
@@ -488,6 +518,7 @@
             </w:r>
             <w:r>
               <w:rPr>
+                <w:rFonts w:ascii="Aptos" w:hAnsi="Aptos"/>
                 <w:sz w:val="18"/>
                 <w:szCs w:val="18"/>
               </w:rPr>
@@ -503,17 +534,18 @@
               <w:left w:val="nil"/>
               <w:bottom w:val="nil"/>
             </w:tcBorders>
-            <w:shd w:val="clear" w:color="auto" w:fill="auto"/>
-          </w:tcPr>
-          <w:p>
-            <w:pPr>
-              <w:rPr>
-                <w:sz w:val="20"/>
-                <w:szCs w:val="20"/>
-              </w:rPr>
-            </w:pPr>
-            <w:r>
-              <w:rPr>
+          </w:tcPr>
+          <w:p>
+            <w:pPr>
+              <w:rPr>
+                <w:rFonts w:ascii="Aptos" w:hAnsi="Aptos"/>
+                <w:sz w:val="20"/>
+                <w:szCs w:val="20"/>
+              </w:rPr>
+            </w:pPr>
+            <w:r>
+              <w:rPr>
+                <w:rFonts w:ascii="Aptos" w:hAnsi="Aptos"/>
                 <w:sz w:val="20"/>
                 <w:szCs w:val="20"/>
               </w:rPr>
@@ -528,17 +560,18 @@
               <w:bottom w:val="nil"/>
               <w:right w:val="nil"/>
             </w:tcBorders>
-            <w:shd w:val="clear" w:color="auto" w:fill="auto"/>
-          </w:tcPr>
-          <w:p>
-            <w:pPr>
-              <w:rPr>
+          </w:tcPr>
+          <w:p>
+            <w:pPr>
+              <w:rPr>
+                <w:rFonts w:ascii="Aptos" w:hAnsi="Aptos"/>
                 <w:sz w:val="18"/>
                 <w:szCs w:val="18"/>
               </w:rPr>
             </w:pPr>
             <w:r>
               <w:rPr>
+                <w:rFonts w:ascii="Aptos" w:hAnsi="Aptos"/>
                 <w:sz w:val="18"/>
                 <w:szCs w:val="18"/>
               </w:rPr>
@@ -556,6 +589,7 @@
             </w:r>
             <w:r>
               <w:rPr>
+                <w:rFonts w:ascii="Aptos" w:hAnsi="Aptos"/>
                 <w:sz w:val="18"/>
                 <w:szCs w:val="18"/>
               </w:rPr>
@@ -563,12 +597,14 @@
             </w:r>
             <w:r>
               <w:rPr>
+                <w:rFonts w:ascii="Aptos" w:hAnsi="Aptos"/>
                 <w:sz w:val="18"/>
                 <w:szCs w:val="18"/>
               </w:rPr>
             </w:r>
             <w:r>
               <w:rPr>
+                <w:rFonts w:ascii="Aptos" w:hAnsi="Aptos"/>
                 <w:sz w:val="18"/>
                 <w:szCs w:val="18"/>
               </w:rPr>
@@ -576,6 +612,7 @@
             </w:r>
             <w:r>
               <w:rPr>
+                <w:rFonts w:ascii="Aptos" w:hAnsi="Aptos"/>
                 <w:sz w:val="18"/>
                 <w:szCs w:val="18"/>
               </w:rPr>
@@ -591,17 +628,18 @@
               <w:left w:val="nil"/>
               <w:bottom w:val="nil"/>
             </w:tcBorders>
-            <w:shd w:val="clear" w:color="auto" w:fill="auto"/>
-          </w:tcPr>
-          <w:p>
-            <w:pPr>
-              <w:rPr>
-                <w:sz w:val="20"/>
-                <w:szCs w:val="20"/>
-              </w:rPr>
-            </w:pPr>
-            <w:r>
-              <w:rPr>
+          </w:tcPr>
+          <w:p>
+            <w:pPr>
+              <w:rPr>
+                <w:rFonts w:ascii="Aptos" w:hAnsi="Aptos"/>
+                <w:sz w:val="20"/>
+                <w:szCs w:val="20"/>
+              </w:rPr>
+            </w:pPr>
+            <w:r>
+              <w:rPr>
+                <w:rFonts w:ascii="Aptos" w:hAnsi="Aptos"/>
                 <w:sz w:val="20"/>
                 <w:szCs w:val="20"/>
               </w:rPr>
@@ -626,17 +664,18 @@
               <w:bottom w:val="nil"/>
               <w:right w:val="nil"/>
             </w:tcBorders>
-            <w:shd w:val="clear" w:color="auto" w:fill="auto"/>
-          </w:tcPr>
-          <w:p>
-            <w:pPr>
-              <w:rPr>
-                <w:sz w:val="20"/>
-                <w:szCs w:val="20"/>
-              </w:rPr>
-            </w:pPr>
-            <w:r>
-              <w:rPr>
+          </w:tcPr>
+          <w:p>
+            <w:pPr>
+              <w:rPr>
+                <w:rFonts w:ascii="Aptos" w:hAnsi="Aptos"/>
+                <w:sz w:val="20"/>
+                <w:szCs w:val="20"/>
+              </w:rPr>
+            </w:pPr>
+            <w:r>
+              <w:rPr>
+                <w:rFonts w:ascii="Aptos" w:hAnsi="Aptos"/>
                 <w:sz w:val="18"/>
                 <w:szCs w:val="18"/>
               </w:rPr>
@@ -655,6 +694,7 @@
             </w:r>
             <w:r>
               <w:rPr>
+                <w:rFonts w:ascii="Aptos" w:hAnsi="Aptos"/>
                 <w:sz w:val="18"/>
                 <w:szCs w:val="18"/>
               </w:rPr>
@@ -662,12 +702,14 @@
             </w:r>
             <w:r>
               <w:rPr>
+                <w:rFonts w:ascii="Aptos" w:hAnsi="Aptos"/>
                 <w:sz w:val="18"/>
                 <w:szCs w:val="18"/>
               </w:rPr>
             </w:r>
             <w:r>
               <w:rPr>
+                <w:rFonts w:ascii="Aptos" w:hAnsi="Aptos"/>
                 <w:sz w:val="18"/>
                 <w:szCs w:val="18"/>
               </w:rPr>
@@ -675,6 +717,7 @@
             </w:r>
             <w:r>
               <w:rPr>
+                <w:rFonts w:ascii="Aptos" w:hAnsi="Aptos"/>
                 <w:sz w:val="18"/>
                 <w:szCs w:val="18"/>
               </w:rPr>
@@ -691,17 +734,18 @@
               <w:left w:val="nil"/>
               <w:bottom w:val="nil"/>
             </w:tcBorders>
-            <w:shd w:val="clear" w:color="auto" w:fill="auto"/>
-          </w:tcPr>
-          <w:p>
-            <w:pPr>
-              <w:rPr>
-                <w:sz w:val="20"/>
-                <w:szCs w:val="20"/>
-              </w:rPr>
-            </w:pPr>
-            <w:r>
-              <w:rPr>
+          </w:tcPr>
+          <w:p>
+            <w:pPr>
+              <w:rPr>
+                <w:rFonts w:ascii="Aptos" w:hAnsi="Aptos"/>
+                <w:sz w:val="20"/>
+                <w:szCs w:val="20"/>
+              </w:rPr>
+            </w:pPr>
+            <w:r>
+              <w:rPr>
+                <w:rFonts w:ascii="Aptos" w:hAnsi="Aptos"/>
                 <w:sz w:val="20"/>
                 <w:szCs w:val="20"/>
               </w:rPr>
@@ -718,17 +762,18 @@
               <w:bottom w:val="nil"/>
               <w:right w:val="nil"/>
             </w:tcBorders>
-            <w:shd w:val="clear" w:color="auto" w:fill="auto"/>
-          </w:tcPr>
-          <w:p>
-            <w:pPr>
-              <w:rPr>
-                <w:sz w:val="20"/>
-                <w:szCs w:val="20"/>
-              </w:rPr>
-            </w:pPr>
-            <w:r>
-              <w:rPr>
+          </w:tcPr>
+          <w:p>
+            <w:pPr>
+              <w:rPr>
+                <w:rFonts w:ascii="Aptos" w:hAnsi="Aptos"/>
+                <w:sz w:val="20"/>
+                <w:szCs w:val="20"/>
+              </w:rPr>
+            </w:pPr>
+            <w:r>
+              <w:rPr>
+                <w:rFonts w:ascii="Aptos" w:hAnsi="Aptos"/>
                 <w:sz w:val="18"/>
                 <w:szCs w:val="18"/>
               </w:rPr>
@@ -746,6 +791,7 @@
             </w:r>
             <w:r>
               <w:rPr>
+                <w:rFonts w:ascii="Aptos" w:hAnsi="Aptos"/>
                 <w:sz w:val="18"/>
                 <w:szCs w:val="18"/>
               </w:rPr>
@@ -753,12 +799,14 @@
             </w:r>
             <w:r>
               <w:rPr>
+                <w:rFonts w:ascii="Aptos" w:hAnsi="Aptos"/>
                 <w:sz w:val="18"/>
                 <w:szCs w:val="18"/>
               </w:rPr>
             </w:r>
             <w:r>
               <w:rPr>
+                <w:rFonts w:ascii="Aptos" w:hAnsi="Aptos"/>
                 <w:sz w:val="18"/>
                 <w:szCs w:val="18"/>
               </w:rPr>
@@ -766,6 +814,7 @@
             </w:r>
             <w:r>
               <w:rPr>
+                <w:rFonts w:ascii="Aptos" w:hAnsi="Aptos"/>
                 <w:sz w:val="18"/>
                 <w:szCs w:val="18"/>
               </w:rPr>
@@ -782,17 +831,18 @@
               <w:left w:val="nil"/>
               <w:bottom w:val="nil"/>
             </w:tcBorders>
-            <w:shd w:val="clear" w:color="auto" w:fill="auto"/>
-          </w:tcPr>
-          <w:p>
-            <w:pPr>
-              <w:rPr>
-                <w:sz w:val="20"/>
-                <w:szCs w:val="20"/>
-              </w:rPr>
-            </w:pPr>
-            <w:r>
-              <w:rPr>
+          </w:tcPr>
+          <w:p>
+            <w:pPr>
+              <w:rPr>
+                <w:rFonts w:ascii="Aptos" w:hAnsi="Aptos"/>
+                <w:sz w:val="20"/>
+                <w:szCs w:val="20"/>
+              </w:rPr>
+            </w:pPr>
+            <w:r>
+              <w:rPr>
+                <w:rFonts w:ascii="Aptos" w:hAnsi="Aptos"/>
                 <w:sz w:val="20"/>
                 <w:szCs w:val="20"/>
               </w:rPr>
@@ -808,17 +858,18 @@
               <w:bottom w:val="nil"/>
               <w:right w:val="nil"/>
             </w:tcBorders>
-            <w:shd w:val="clear" w:color="auto" w:fill="auto"/>
-          </w:tcPr>
-          <w:p>
-            <w:pPr>
-              <w:rPr>
-                <w:sz w:val="20"/>
-                <w:szCs w:val="20"/>
-              </w:rPr>
-            </w:pPr>
-            <w:r>
-              <w:rPr>
+          </w:tcPr>
+          <w:p>
+            <w:pPr>
+              <w:rPr>
+                <w:rFonts w:ascii="Aptos" w:hAnsi="Aptos"/>
+                <w:sz w:val="20"/>
+                <w:szCs w:val="20"/>
+              </w:rPr>
+            </w:pPr>
+            <w:r>
+              <w:rPr>
+                <w:rFonts w:ascii="Aptos" w:hAnsi="Aptos"/>
                 <w:sz w:val="18"/>
                 <w:szCs w:val="18"/>
               </w:rPr>
@@ -836,6 +887,7 @@
             </w:r>
             <w:r>
               <w:rPr>
+                <w:rFonts w:ascii="Aptos" w:hAnsi="Aptos"/>
                 <w:sz w:val="18"/>
                 <w:szCs w:val="18"/>
               </w:rPr>
@@ -843,12 +895,14 @@
             </w:r>
             <w:r>
               <w:rPr>
+                <w:rFonts w:ascii="Aptos" w:hAnsi="Aptos"/>
                 <w:sz w:val="18"/>
                 <w:szCs w:val="18"/>
               </w:rPr>
             </w:r>
             <w:r>
               <w:rPr>
+                <w:rFonts w:ascii="Aptos" w:hAnsi="Aptos"/>
                 <w:sz w:val="18"/>
                 <w:szCs w:val="18"/>
               </w:rPr>
@@ -856,6 +910,7 @@
             </w:r>
             <w:r>
               <w:rPr>
+                <w:rFonts w:ascii="Aptos" w:hAnsi="Aptos"/>
                 <w:sz w:val="18"/>
                 <w:szCs w:val="18"/>
               </w:rPr>
@@ -872,17 +927,18 @@
               <w:left w:val="nil"/>
               <w:bottom w:val="nil"/>
             </w:tcBorders>
-            <w:shd w:val="clear" w:color="auto" w:fill="auto"/>
-          </w:tcPr>
-          <w:p>
-            <w:pPr>
-              <w:rPr>
-                <w:sz w:val="20"/>
-                <w:szCs w:val="20"/>
-              </w:rPr>
-            </w:pPr>
-            <w:r>
-              <w:rPr>
+          </w:tcPr>
+          <w:p>
+            <w:pPr>
+              <w:rPr>
+                <w:rFonts w:ascii="Aptos" w:hAnsi="Aptos"/>
+                <w:sz w:val="20"/>
+                <w:szCs w:val="20"/>
+              </w:rPr>
+            </w:pPr>
+            <w:r>
+              <w:rPr>
+                <w:rFonts w:ascii="Aptos" w:hAnsi="Aptos"/>
                 <w:sz w:val="20"/>
                 <w:szCs w:val="20"/>
               </w:rPr>
@@ -903,17 +959,18 @@
               <w:top w:val="nil"/>
               <w:right w:val="nil"/>
             </w:tcBorders>
-            <w:shd w:val="clear" w:color="auto" w:fill="auto"/>
-          </w:tcPr>
-          <w:p>
-            <w:pPr>
-              <w:rPr>
-                <w:sz w:val="20"/>
-                <w:szCs w:val="20"/>
-              </w:rPr>
-            </w:pPr>
-            <w:r>
-              <w:rPr>
+          </w:tcPr>
+          <w:p>
+            <w:pPr>
+              <w:rPr>
+                <w:rFonts w:ascii="Aptos" w:hAnsi="Aptos"/>
+                <w:sz w:val="20"/>
+                <w:szCs w:val="20"/>
+              </w:rPr>
+            </w:pPr>
+            <w:r>
+              <w:rPr>
+                <w:rFonts w:ascii="Aptos" w:hAnsi="Aptos"/>
                 <w:sz w:val="18"/>
                 <w:szCs w:val="18"/>
               </w:rPr>
@@ -931,6 +988,7 @@
             </w:r>
             <w:r>
               <w:rPr>
+                <w:rFonts w:ascii="Aptos" w:hAnsi="Aptos"/>
                 <w:sz w:val="18"/>
                 <w:szCs w:val="18"/>
               </w:rPr>
@@ -938,12 +996,14 @@
             </w:r>
             <w:r>
               <w:rPr>
+                <w:rFonts w:ascii="Aptos" w:hAnsi="Aptos"/>
                 <w:sz w:val="18"/>
                 <w:szCs w:val="18"/>
               </w:rPr>
             </w:r>
             <w:r>
               <w:rPr>
+                <w:rFonts w:ascii="Aptos" w:hAnsi="Aptos"/>
                 <w:sz w:val="18"/>
                 <w:szCs w:val="18"/>
               </w:rPr>
@@ -951,6 +1011,7 @@
             </w:r>
             <w:r>
               <w:rPr>
+                <w:rFonts w:ascii="Aptos" w:hAnsi="Aptos"/>
                 <w:sz w:val="18"/>
                 <w:szCs w:val="18"/>
               </w:rPr>
@@ -966,17 +1027,18 @@
               <w:top w:val="nil"/>
               <w:left w:val="nil"/>
             </w:tcBorders>
-            <w:shd w:val="clear" w:color="auto" w:fill="auto"/>
-          </w:tcPr>
-          <w:p>
-            <w:pPr>
-              <w:rPr>
-                <w:sz w:val="20"/>
-                <w:szCs w:val="20"/>
-              </w:rPr>
-            </w:pPr>
-            <w:r>
-              <w:rPr>
+          </w:tcPr>
+          <w:p>
+            <w:pPr>
+              <w:rPr>
+                <w:rFonts w:ascii="Aptos" w:hAnsi="Aptos"/>
+                <w:sz w:val="20"/>
+                <w:szCs w:val="20"/>
+              </w:rPr>
+            </w:pPr>
+            <w:r>
+              <w:rPr>
+                <w:rFonts w:ascii="Aptos" w:hAnsi="Aptos"/>
                 <w:sz w:val="20"/>
                 <w:szCs w:val="20"/>
               </w:rPr>
@@ -992,17 +1054,18 @@
               <w:top w:val="nil"/>
               <w:right w:val="nil"/>
             </w:tcBorders>
-            <w:shd w:val="clear" w:color="auto" w:fill="auto"/>
-          </w:tcPr>
-          <w:p>
-            <w:pPr>
-              <w:rPr>
-                <w:sz w:val="20"/>
-                <w:szCs w:val="20"/>
-              </w:rPr>
-            </w:pPr>
-            <w:r>
-              <w:rPr>
+          </w:tcPr>
+          <w:p>
+            <w:pPr>
+              <w:rPr>
+                <w:rFonts w:ascii="Aptos" w:hAnsi="Aptos"/>
+                <w:sz w:val="20"/>
+                <w:szCs w:val="20"/>
+              </w:rPr>
+            </w:pPr>
+            <w:r>
+              <w:rPr>
+                <w:rFonts w:ascii="Aptos" w:hAnsi="Aptos"/>
                 <w:sz w:val="18"/>
                 <w:szCs w:val="18"/>
               </w:rPr>
@@ -1020,6 +1083,7 @@
             </w:r>
             <w:r>
               <w:rPr>
+                <w:rFonts w:ascii="Aptos" w:hAnsi="Aptos"/>
                 <w:sz w:val="18"/>
                 <w:szCs w:val="18"/>
               </w:rPr>
@@ -1027,12 +1091,14 @@
             </w:r>
             <w:r>
               <w:rPr>
+                <w:rFonts w:ascii="Aptos" w:hAnsi="Aptos"/>
                 <w:sz w:val="18"/>
                 <w:szCs w:val="18"/>
               </w:rPr>
             </w:r>
             <w:r>
               <w:rPr>
+                <w:rFonts w:ascii="Aptos" w:hAnsi="Aptos"/>
                 <w:sz w:val="18"/>
                 <w:szCs w:val="18"/>
               </w:rPr>
@@ -1040,6 +1106,7 @@
             </w:r>
             <w:r>
               <w:rPr>
+                <w:rFonts w:ascii="Aptos" w:hAnsi="Aptos"/>
                 <w:sz w:val="18"/>
                 <w:szCs w:val="18"/>
               </w:rPr>
@@ -1055,17 +1122,18 @@
               <w:top w:val="nil"/>
               <w:left w:val="nil"/>
             </w:tcBorders>
-            <w:shd w:val="clear" w:color="auto" w:fill="auto"/>
-          </w:tcPr>
-          <w:p>
-            <w:pPr>
-              <w:rPr>
-                <w:sz w:val="20"/>
-                <w:szCs w:val="20"/>
-              </w:rPr>
-            </w:pPr>
-            <w:r>
-              <w:rPr>
+          </w:tcPr>
+          <w:p>
+            <w:pPr>
+              <w:rPr>
+                <w:rFonts w:ascii="Aptos" w:hAnsi="Aptos"/>
+                <w:sz w:val="20"/>
+                <w:szCs w:val="20"/>
+              </w:rPr>
+            </w:pPr>
+            <w:r>
+              <w:rPr>
+                <w:rFonts w:ascii="Aptos" w:hAnsi="Aptos"/>
                 <w:sz w:val="20"/>
                 <w:szCs w:val="20"/>
               </w:rPr>
@@ -1080,17 +1148,18 @@
               <w:top w:val="nil"/>
               <w:right w:val="nil"/>
             </w:tcBorders>
-            <w:shd w:val="clear" w:color="auto" w:fill="auto"/>
-          </w:tcPr>
-          <w:p>
-            <w:pPr>
-              <w:rPr>
-                <w:sz w:val="20"/>
-                <w:szCs w:val="20"/>
-              </w:rPr>
-            </w:pPr>
-            <w:r>
-              <w:rPr>
+          </w:tcPr>
+          <w:p>
+            <w:pPr>
+              <w:rPr>
+                <w:rFonts w:ascii="Aptos" w:hAnsi="Aptos"/>
+                <w:sz w:val="20"/>
+                <w:szCs w:val="20"/>
+              </w:rPr>
+            </w:pPr>
+            <w:r>
+              <w:rPr>
+                <w:rFonts w:ascii="Aptos" w:hAnsi="Aptos"/>
                 <w:sz w:val="18"/>
                 <w:szCs w:val="18"/>
               </w:rPr>
@@ -1108,6 +1177,7 @@
             </w:r>
             <w:r>
               <w:rPr>
+                <w:rFonts w:ascii="Aptos" w:hAnsi="Aptos"/>
                 <w:sz w:val="18"/>
                 <w:szCs w:val="18"/>
               </w:rPr>
@@ -1115,12 +1185,14 @@
             </w:r>
             <w:r>
               <w:rPr>
+                <w:rFonts w:ascii="Aptos" w:hAnsi="Aptos"/>
                 <w:sz w:val="18"/>
                 <w:szCs w:val="18"/>
               </w:rPr>
             </w:r>
             <w:r>
               <w:rPr>
+                <w:rFonts w:ascii="Aptos" w:hAnsi="Aptos"/>
                 <w:sz w:val="18"/>
                 <w:szCs w:val="18"/>
               </w:rPr>
@@ -1128,6 +1200,7 @@
             </w:r>
             <w:r>
               <w:rPr>
+                <w:rFonts w:ascii="Aptos" w:hAnsi="Aptos"/>
                 <w:sz w:val="18"/>
                 <w:szCs w:val="18"/>
               </w:rPr>
@@ -1143,17 +1216,18 @@
               <w:top w:val="nil"/>
               <w:left w:val="nil"/>
             </w:tcBorders>
-            <w:shd w:val="clear" w:color="auto" w:fill="auto"/>
-          </w:tcPr>
-          <w:p>
-            <w:pPr>
-              <w:rPr>
-                <w:sz w:val="20"/>
-                <w:szCs w:val="20"/>
-              </w:rPr>
-            </w:pPr>
-            <w:r>
-              <w:rPr>
+          </w:tcPr>
+          <w:p>
+            <w:pPr>
+              <w:rPr>
+                <w:rFonts w:ascii="Aptos" w:hAnsi="Aptos"/>
+                <w:sz w:val="20"/>
+                <w:szCs w:val="20"/>
+              </w:rPr>
+            </w:pPr>
+            <w:r>
+              <w:rPr>
+                <w:rFonts w:ascii="Aptos" w:hAnsi="Aptos"/>
                 <w:sz w:val="20"/>
                 <w:szCs w:val="20"/>
               </w:rPr>
@@ -1173,11 +1247,11 @@
           <w:tcPr>
             <w:tcW w:w="9853" w:type="dxa"/>
             <w:gridSpan w:val="20"/>
-            <w:shd w:val="clear" w:color="auto" w:fill="auto"/>
-          </w:tcPr>
-          <w:p>
-            <w:pPr>
-              <w:rPr>
+          </w:tcPr>
+          <w:p>
+            <w:pPr>
+              <w:rPr>
+                <w:rFonts w:ascii="Aptos" w:hAnsi="Aptos"/>
                 <w:sz w:val="10"/>
                 <w:szCs w:val="10"/>
               </w:rPr>
@@ -1201,13 +1275,15 @@
           <w:p>
             <w:pPr>
               <w:rPr>
-                <w:b/>
-                <w:sz w:val="20"/>
-                <w:szCs w:val="20"/>
-              </w:rPr>
-            </w:pPr>
-            <w:r>
-              <w:rPr>
+                <w:rFonts w:ascii="Aptos" w:hAnsi="Aptos"/>
+                <w:b/>
+                <w:sz w:val="20"/>
+                <w:szCs w:val="20"/>
+              </w:rPr>
+            </w:pPr>
+            <w:r>
+              <w:rPr>
+                <w:rFonts w:ascii="Aptos" w:hAnsi="Aptos"/>
                 <w:b/>
                 <w:sz w:val="20"/>
                 <w:szCs w:val="20"/>
@@ -1225,18 +1301,20 @@
           <w:p>
             <w:pPr>
               <w:rPr>
-                <w:b/>
-                <w:sz w:val="20"/>
-                <w:szCs w:val="20"/>
-              </w:rPr>
-            </w:pPr>
-            <w:r>
-              <w:rPr>
-                <w:b/>
-                <w:sz w:val="20"/>
-                <w:szCs w:val="20"/>
-              </w:rPr>
-              <w:t xml:space="preserve">TLV – IBE </w:t>
+                <w:rFonts w:ascii="Aptos" w:hAnsi="Aptos"/>
+                <w:b/>
+                <w:sz w:val="20"/>
+                <w:szCs w:val="20"/>
+              </w:rPr>
+            </w:pPr>
+            <w:r>
+              <w:rPr>
+                <w:rFonts w:ascii="Aptos" w:hAnsi="Aptos"/>
+                <w:b/>
+                <w:sz w:val="20"/>
+                <w:szCs w:val="20"/>
+              </w:rPr>
+              <w:t xml:space="preserve"> </w:t>
             </w:r>
           </w:p>
         </w:tc>
@@ -1257,298 +1335,24 @@
           <w:p>
             <w:pPr>
               <w:rPr>
-                <w:sz w:val="16"/>
-                <w:szCs w:val="16"/>
-              </w:rPr>
-            </w:pPr>
-            <w:r>
-              <w:rPr>
-                <w:sz w:val="16"/>
-                <w:szCs w:val="16"/>
-              </w:rPr>
-              <w:fldChar w:fldCharType="begin">
-                <w:ffData>
-                  <w:name w:val="Controllo1"/>
-                  <w:enabled/>
-                  <w:calcOnExit w:val="0"/>
-                  <w:checkBox>
-                    <w:sizeAuto/>
-                    <w:default w:val="0"/>
-                    <w:checked/>
-                  </w:checkBox>
-                </w:ffData>
-              </w:fldChar>
-            </w:r>
-            <w:r>
-              <w:rPr>
-                <w:sz w:val="16"/>
-                <w:szCs w:val="16"/>
-              </w:rPr>
-              <w:instrText xml:space="preserve"> FORMCHECKBOX </w:instrText>
-            </w:r>
-            <w:r>
-              <w:rPr>
-                <w:sz w:val="16"/>
-                <w:szCs w:val="16"/>
-              </w:rPr>
-            </w:r>
-            <w:r>
-              <w:rPr>
-                <w:sz w:val="16"/>
-                <w:szCs w:val="16"/>
-              </w:rPr>
-              <w:fldChar w:fldCharType="separate"/>
-            </w:r>
-            <w:r>
-              <w:rPr>
-                <w:sz w:val="16"/>
-                <w:szCs w:val="16"/>
-              </w:rPr>
-              <w:fldChar w:fldCharType="end"/>
-            </w:r>
-            <w:r>
-              <w:rPr>
-                <w:sz w:val="16"/>
-                <w:szCs w:val="16"/>
-              </w:rPr>
-              <w:t xml:space="preserve"> </w:t>
-            </w:r>
-            <w:r>
-              <w:rPr>
-                <w:sz w:val="16"/>
-                <w:szCs w:val="16"/>
-              </w:rPr>
-              <w:t xml:space="preserve">60% - &lt; 70% Idrocarburi C9-C11, n-alcani, </w:t>
-            </w:r>
-            <w:proofErr w:type="spellStart"/>
-            <w:r>
-              <w:rPr>
-                <w:sz w:val="16"/>
-                <w:szCs w:val="16"/>
-              </w:rPr>
-              <w:t>isoalcani</w:t>
-            </w:r>
-            <w:proofErr w:type="spellEnd"/>
-            <w:r>
-              <w:rPr>
-                <w:sz w:val="16"/>
-                <w:szCs w:val="16"/>
-              </w:rPr>
-              <w:t xml:space="preserve">, ciclici, &lt;2% aromatici </w:t>
-            </w:r>
-          </w:p>
-          <w:p>
-            <w:pPr>
-              <w:rPr>
-                <w:sz w:val="16"/>
-                <w:szCs w:val="16"/>
-              </w:rPr>
-            </w:pPr>
-            <w:r>
-              <w:rPr>
-                <w:sz w:val="16"/>
-                <w:szCs w:val="16"/>
-              </w:rPr>
-              <w:fldChar w:fldCharType="begin">
-                <w:ffData>
-                  <w:name w:val="Controllo1"/>
-                  <w:enabled/>
-                  <w:calcOnExit w:val="0"/>
-                  <w:checkBox>
-                    <w:sizeAuto/>
-                    <w:default w:val="0"/>
-                    <w:checked/>
-                  </w:checkBox>
-                </w:ffData>
-              </w:fldChar>
-            </w:r>
-            <w:r>
-              <w:rPr>
-                <w:sz w:val="16"/>
-                <w:szCs w:val="16"/>
-              </w:rPr>
-              <w:instrText xml:space="preserve"> FORMCHECKBOX </w:instrText>
-            </w:r>
-            <w:r>
-              <w:rPr>
-                <w:sz w:val="16"/>
-                <w:szCs w:val="16"/>
-              </w:rPr>
-            </w:r>
-            <w:r>
-              <w:rPr>
-                <w:sz w:val="16"/>
-                <w:szCs w:val="16"/>
-              </w:rPr>
-              <w:fldChar w:fldCharType="separate"/>
-            </w:r>
-            <w:r>
-              <w:rPr>
-                <w:sz w:val="16"/>
-                <w:szCs w:val="16"/>
-              </w:rPr>
-              <w:fldChar w:fldCharType="end"/>
-            </w:r>
-            <w:r>
-              <w:rPr>
-                <w:sz w:val="16"/>
-                <w:szCs w:val="16"/>
-              </w:rPr>
-              <w:t>3% - &lt; 5% Diossido di carbonio liquido refrigerato</w:t>
-            </w:r>
-          </w:p>
-          <w:p>
-            <w:pPr>
-              <w:rPr>
-                <w:sz w:val="16"/>
-                <w:szCs w:val="16"/>
-              </w:rPr>
-            </w:pPr>
-            <w:r>
-              <w:rPr>
-                <w:sz w:val="16"/>
-                <w:szCs w:val="16"/>
-              </w:rPr>
-              <w:fldChar w:fldCharType="begin">
-                <w:ffData>
-                  <w:name w:val="Controllo1"/>
-                  <w:enabled/>
-                  <w:calcOnExit w:val="0"/>
-                  <w:checkBox>
-                    <w:sizeAuto/>
-                    <w:default w:val="0"/>
-                    <w:checked/>
-                  </w:checkBox>
-                </w:ffData>
-              </w:fldChar>
-            </w:r>
-            <w:r>
-              <w:rPr>
-                <w:sz w:val="16"/>
-                <w:szCs w:val="16"/>
-              </w:rPr>
-              <w:instrText xml:space="preserve"> FORMCHECKBOX </w:instrText>
-            </w:r>
-            <w:r>
-              <w:rPr>
-                <w:sz w:val="16"/>
-                <w:szCs w:val="16"/>
-              </w:rPr>
-            </w:r>
-            <w:r>
-              <w:rPr>
-                <w:sz w:val="16"/>
-                <w:szCs w:val="16"/>
-              </w:rPr>
-              <w:fldChar w:fldCharType="separate"/>
-            </w:r>
-            <w:r>
-              <w:rPr>
-                <w:sz w:val="16"/>
-                <w:szCs w:val="16"/>
-              </w:rPr>
-              <w:fldChar w:fldCharType="end"/>
-            </w:r>
-            <w:r>
-              <w:rPr>
-                <w:sz w:val="16"/>
-                <w:szCs w:val="16"/>
-              </w:rPr>
-              <w:t xml:space="preserve">0.1% - &lt; 0.25% </w:t>
-            </w:r>
-            <w:proofErr w:type="spellStart"/>
-            <w:r>
-              <w:rPr>
-                <w:sz w:val="16"/>
-                <w:szCs w:val="16"/>
-              </w:rPr>
-              <w:t>Benzen</w:t>
-            </w:r>
-            <w:proofErr w:type="spellEnd"/>
-            <w:r>
-              <w:rPr>
-                <w:sz w:val="16"/>
-                <w:szCs w:val="16"/>
-              </w:rPr>
-              <w:t xml:space="preserve"> </w:t>
-            </w:r>
-            <w:proofErr w:type="spellStart"/>
-            <w:proofErr w:type="gramStart"/>
-            <w:r>
-              <w:rPr>
-                <w:sz w:val="16"/>
-                <w:szCs w:val="16"/>
-              </w:rPr>
-              <w:t>sulphonic</w:t>
-            </w:r>
-            <w:proofErr w:type="spellEnd"/>
-            <w:r>
-              <w:rPr>
-                <w:sz w:val="16"/>
-                <w:szCs w:val="16"/>
-              </w:rPr>
-              <w:t xml:space="preserve"> ,</w:t>
-            </w:r>
-            <w:proofErr w:type="gramEnd"/>
-            <w:r>
-              <w:rPr>
-                <w:sz w:val="16"/>
-                <w:szCs w:val="16"/>
-              </w:rPr>
-              <w:t xml:space="preserve"> acid, C10-C14 </w:t>
-            </w:r>
-            <w:proofErr w:type="spellStart"/>
-            <w:r>
-              <w:rPr>
-                <w:sz w:val="16"/>
-                <w:szCs w:val="16"/>
-              </w:rPr>
-              <w:t>alkylderivs</w:t>
-            </w:r>
-            <w:proofErr w:type="spellEnd"/>
-            <w:r>
-              <w:rPr>
-                <w:sz w:val="16"/>
-                <w:szCs w:val="16"/>
-              </w:rPr>
-              <w:t xml:space="preserve">, </w:t>
-            </w:r>
-            <w:proofErr w:type="spellStart"/>
-            <w:r>
-              <w:rPr>
-                <w:sz w:val="16"/>
-                <w:szCs w:val="16"/>
-              </w:rPr>
-              <w:t>calcium</w:t>
-            </w:r>
-            <w:proofErr w:type="spellEnd"/>
-            <w:r>
-              <w:rPr>
-                <w:sz w:val="16"/>
-                <w:szCs w:val="16"/>
-              </w:rPr>
-              <w:t xml:space="preserve"> </w:t>
-            </w:r>
-            <w:proofErr w:type="spellStart"/>
-            <w:r>
-              <w:rPr>
-                <w:sz w:val="16"/>
-                <w:szCs w:val="16"/>
-              </w:rPr>
-              <w:t>salts</w:t>
-            </w:r>
-            <w:proofErr w:type="spellEnd"/>
-            <w:r>
-              <w:rPr>
-                <w:sz w:val="16"/>
-                <w:szCs w:val="16"/>
-              </w:rPr>
-              <w:t xml:space="preserve"> </w:t>
-            </w:r>
-          </w:p>
-          <w:p>
-            <w:pPr>
-              <w:rPr>
+                <w:rFonts w:ascii="Aptos" w:hAnsi="Aptos"/>
+                <w:sz w:val="16"/>
+                <w:szCs w:val="16"/>
+              </w:rPr>
+            </w:pPr>
+            <w:r>
+              <w:rPr>
+                <w:rFonts w:ascii="Aptos" w:hAnsi="Aptos"/>
+                <w:sz w:val="16"/>
+                <w:szCs w:val="16"/>
+              </w:rPr>
+              <w:t>Vedi SDS</w:t>
+            </w:r>
+          </w:p>
+          <w:p>
+            <w:pPr>
+              <w:rPr>
+                <w:rFonts w:ascii="Aptos" w:hAnsi="Aptos"/>
                 <w:sz w:val="16"/>
                 <w:szCs w:val="16"/>
               </w:rPr>
@@ -1564,6 +1368,7 @@
           <w:p>
             <w:pPr>
               <w:rPr>
+                <w:rFonts w:ascii="Aptos" w:hAnsi="Aptos"/>
                 <w:sz w:val="16"/>
                 <w:szCs w:val="16"/>
               </w:rPr>
@@ -1589,6 +1394,7 @@
           <w:p>
             <w:pPr>
               <w:rPr>
+                <w:rFonts w:ascii="Aptos" w:hAnsi="Aptos"/>
                 <w:b/>
                 <w:sz w:val="10"/>
                 <w:szCs w:val="10"/>
@@ -1613,23 +1419,18 @@
           <w:p>
             <w:pPr>
               <w:rPr>
-                <w:sz w:val="20"/>
-                <w:szCs w:val="20"/>
-              </w:rPr>
-            </w:pPr>
-            <w:r>
-              <w:rPr>
-                <w:sz w:val="20"/>
-                <w:szCs w:val="20"/>
-              </w:rPr>
-              <w:t xml:space="preserve">Classificazione </w:t>
-            </w:r>
-            <w:r>
-              <w:rPr>
-                <w:sz w:val="20"/>
-                <w:szCs w:val="20"/>
-              </w:rPr>
-              <w:t>H</w:t>
+                <w:rFonts w:ascii="Aptos" w:hAnsi="Aptos"/>
+                <w:sz w:val="20"/>
+                <w:szCs w:val="20"/>
+              </w:rPr>
+            </w:pPr>
+            <w:r>
+              <w:rPr>
+                <w:rFonts w:ascii="Aptos" w:hAnsi="Aptos"/>
+                <w:sz w:val="20"/>
+                <w:szCs w:val="20"/>
+              </w:rPr>
+              <w:t>Classificazione H</w:t>
             </w:r>
           </w:p>
         </w:tc>
@@ -1642,6 +1443,7 @@
           <w:p>
             <w:pPr>
               <w:rPr>
+                <w:rFonts w:ascii="Aptos" w:hAnsi="Aptos"/>
                 <w:b/>
                 <w:bCs/>
                 <w:sz w:val="20"/>
@@ -1650,6 +1452,7 @@
             </w:pPr>
             <w:r>
               <w:rPr>
+                <w:rFonts w:ascii="Aptos" w:hAnsi="Aptos"/>
                 <w:b/>
                 <w:bCs/>
                 <w:sz w:val="20"/>
@@ -1659,6 +1462,7 @@
             </w:r>
             <w:r>
               <w:rPr>
+                <w:rFonts w:ascii="Aptos" w:hAnsi="Aptos"/>
                 <w:sz w:val="20"/>
                 <w:szCs w:val="20"/>
               </w:rPr>
@@ -1683,12 +1487,14 @@
           <w:p>
             <w:pPr>
               <w:rPr>
-                <w:sz w:val="20"/>
-                <w:szCs w:val="20"/>
-              </w:rPr>
-            </w:pPr>
-            <w:r>
-              <w:rPr>
+                <w:rFonts w:ascii="Aptos" w:hAnsi="Aptos"/>
+                <w:sz w:val="20"/>
+                <w:szCs w:val="20"/>
+              </w:rPr>
+            </w:pPr>
+            <w:r>
+              <w:rPr>
+                <w:rFonts w:ascii="Aptos" w:hAnsi="Aptos"/>
                 <w:sz w:val="20"/>
                 <w:szCs w:val="20"/>
               </w:rPr>
@@ -1705,12 +1511,14 @@
           <w:p>
             <w:pPr>
               <w:rPr>
-                <w:sz w:val="20"/>
-                <w:szCs w:val="20"/>
-              </w:rPr>
-            </w:pPr>
-            <w:r>
-              <w:rPr>
+                <w:rFonts w:ascii="Aptos" w:hAnsi="Aptos"/>
+                <w:sz w:val="20"/>
+                <w:szCs w:val="20"/>
+              </w:rPr>
+            </w:pPr>
+            <w:r>
+              <w:rPr>
+                <w:rFonts w:ascii="Aptos" w:hAnsi="Aptos"/>
                 <w:sz w:val="20"/>
                 <w:szCs w:val="20"/>
               </w:rPr>
@@ -1720,30 +1528,18 @@
           <w:p>
             <w:pPr>
               <w:rPr>
-                <w:sz w:val="20"/>
-                <w:szCs w:val="20"/>
-              </w:rPr>
-            </w:pPr>
-            <w:r>
-              <w:rPr>
-                <w:sz w:val="16"/>
-                <w:szCs w:val="16"/>
-              </w:rPr>
-              <w:t>(Limitata al rifornimento mezzi</w:t>
-            </w:r>
-            <w:r>
-              <w:rPr>
-                <w:sz w:val="16"/>
-                <w:szCs w:val="16"/>
-              </w:rPr>
-              <w:t xml:space="preserve"> assimilabile a ciclo chiuso</w:t>
-            </w:r>
-            <w:r>
-              <w:rPr>
-                <w:sz w:val="16"/>
-                <w:szCs w:val="16"/>
-              </w:rPr>
-              <w:t>)</w:t>
+                <w:rFonts w:ascii="Aptos" w:hAnsi="Aptos"/>
+                <w:sz w:val="20"/>
+                <w:szCs w:val="20"/>
+              </w:rPr>
+            </w:pPr>
+            <w:r>
+              <w:rPr>
+                <w:rFonts w:ascii="Aptos" w:hAnsi="Aptos"/>
+                <w:sz w:val="16"/>
+                <w:szCs w:val="16"/>
+              </w:rPr>
+              <w:t>(Limitata al rifornimento mezzi assimilabile a ciclo chiuso)</w:t>
             </w:r>
           </w:p>
         </w:tc>
@@ -1756,12 +1552,14 @@
           <w:p>
             <w:pPr>
               <w:rPr>
-                <w:sz w:val="20"/>
-                <w:szCs w:val="20"/>
-              </w:rPr>
-            </w:pPr>
-            <w:r>
-              <w:rPr>
+                <w:rFonts w:ascii="Aptos" w:hAnsi="Aptos"/>
+                <w:sz w:val="20"/>
+                <w:szCs w:val="20"/>
+              </w:rPr>
+            </w:pPr>
+            <w:r>
+              <w:rPr>
+                <w:rFonts w:ascii="Aptos" w:hAnsi="Aptos"/>
                 <w:sz w:val="20"/>
                 <w:szCs w:val="20"/>
               </w:rPr>
@@ -1778,23 +1576,18 @@
           <w:p>
             <w:pPr>
               <w:rPr>
-                <w:sz w:val="20"/>
-                <w:szCs w:val="20"/>
-              </w:rPr>
-            </w:pPr>
-            <w:r>
-              <w:rPr>
-                <w:sz w:val="20"/>
-                <w:szCs w:val="20"/>
-              </w:rPr>
-              <w:t>10-25</w:t>
-            </w:r>
-            <w:r>
-              <w:rPr>
-                <w:sz w:val="20"/>
-                <w:szCs w:val="20"/>
-              </w:rPr>
-              <w:t>% dell’orario di lavoro</w:t>
+                <w:rFonts w:ascii="Aptos" w:hAnsi="Aptos"/>
+                <w:sz w:val="20"/>
+                <w:szCs w:val="20"/>
+              </w:rPr>
+            </w:pPr>
+            <w:r>
+              <w:rPr>
+                <w:rFonts w:ascii="Aptos" w:hAnsi="Aptos"/>
+                <w:sz w:val="20"/>
+                <w:szCs w:val="20"/>
+              </w:rPr>
+              <w:t>10-25% dell’orario di lavoro</w:t>
             </w:r>
           </w:p>
         </w:tc>
@@ -1818,12 +1611,14 @@
           <w:p>
             <w:pPr>
               <w:rPr>
-                <w:sz w:val="20"/>
-                <w:szCs w:val="20"/>
-              </w:rPr>
-            </w:pPr>
-            <w:r>
-              <w:rPr>
+                <w:rFonts w:ascii="Aptos" w:hAnsi="Aptos"/>
+                <w:sz w:val="20"/>
+                <w:szCs w:val="20"/>
+              </w:rPr>
+            </w:pPr>
+            <w:r>
+              <w:rPr>
+                <w:rFonts w:ascii="Aptos" w:hAnsi="Aptos"/>
                 <w:sz w:val="20"/>
                 <w:szCs w:val="20"/>
               </w:rPr>
@@ -1846,12 +1641,14 @@
               <w:autoSpaceDN w:val="0"/>
               <w:adjustRightInd w:val="0"/>
               <w:rPr>
-                <w:sz w:val="16"/>
-                <w:szCs w:val="16"/>
-              </w:rPr>
-            </w:pPr>
-            <w:r>
-              <w:rPr>
+                <w:rFonts w:ascii="Aptos" w:hAnsi="Aptos"/>
+                <w:sz w:val="16"/>
+                <w:szCs w:val="16"/>
+              </w:rPr>
+            </w:pPr>
+            <w:r>
+              <w:rPr>
+                <w:rFonts w:ascii="Aptos" w:hAnsi="Aptos"/>
                 <w:sz w:val="16"/>
                 <w:szCs w:val="16"/>
               </w:rPr>
@@ -1869,6 +1666,7 @@
             </w:r>
             <w:r>
               <w:rPr>
+                <w:rFonts w:ascii="Aptos" w:hAnsi="Aptos"/>
                 <w:sz w:val="16"/>
                 <w:szCs w:val="16"/>
               </w:rPr>
@@ -1876,12 +1674,14 @@
             </w:r>
             <w:r>
               <w:rPr>
-                <w:sz w:val="16"/>
-                <w:szCs w:val="16"/>
-              </w:rPr>
-            </w:r>
-            <w:r>
-              <w:rPr>
+                <w:rFonts w:ascii="Aptos" w:hAnsi="Aptos"/>
+                <w:sz w:val="16"/>
+                <w:szCs w:val="16"/>
+              </w:rPr>
+            </w:r>
+            <w:r>
+              <w:rPr>
+                <w:rFonts w:ascii="Aptos" w:hAnsi="Aptos"/>
                 <w:sz w:val="16"/>
                 <w:szCs w:val="16"/>
               </w:rPr>
@@ -1889,6 +1689,7 @@
             </w:r>
             <w:r>
               <w:rPr>
+                <w:rFonts w:ascii="Aptos" w:hAnsi="Aptos"/>
                 <w:sz w:val="16"/>
                 <w:szCs w:val="16"/>
               </w:rPr>
@@ -1896,6 +1697,7 @@
             </w:r>
             <w:r>
               <w:rPr>
+                <w:rFonts w:ascii="Aptos" w:hAnsi="Aptos"/>
                 <w:sz w:val="16"/>
                 <w:szCs w:val="16"/>
               </w:rPr>
@@ -1908,12 +1710,14 @@
               <w:autoSpaceDN w:val="0"/>
               <w:adjustRightInd w:val="0"/>
               <w:rPr>
-                <w:sz w:val="16"/>
-                <w:szCs w:val="16"/>
-              </w:rPr>
-            </w:pPr>
-            <w:r>
-              <w:rPr>
+                <w:rFonts w:ascii="Aptos" w:hAnsi="Aptos"/>
+                <w:sz w:val="16"/>
+                <w:szCs w:val="16"/>
+              </w:rPr>
+            </w:pPr>
+            <w:r>
+              <w:rPr>
+                <w:rFonts w:ascii="Aptos" w:hAnsi="Aptos"/>
                 <w:sz w:val="16"/>
                 <w:szCs w:val="16"/>
               </w:rPr>
@@ -1931,6 +1735,7 @@
             </w:r>
             <w:r>
               <w:rPr>
+                <w:rFonts w:ascii="Aptos" w:hAnsi="Aptos"/>
                 <w:sz w:val="16"/>
                 <w:szCs w:val="16"/>
               </w:rPr>
@@ -1938,12 +1743,14 @@
             </w:r>
             <w:r>
               <w:rPr>
-                <w:sz w:val="16"/>
-                <w:szCs w:val="16"/>
-              </w:rPr>
-            </w:r>
-            <w:r>
-              <w:rPr>
+                <w:rFonts w:ascii="Aptos" w:hAnsi="Aptos"/>
+                <w:sz w:val="16"/>
+                <w:szCs w:val="16"/>
+              </w:rPr>
+            </w:r>
+            <w:r>
+              <w:rPr>
+                <w:rFonts w:ascii="Aptos" w:hAnsi="Aptos"/>
                 <w:sz w:val="16"/>
                 <w:szCs w:val="16"/>
               </w:rPr>
@@ -1951,6 +1758,7 @@
             </w:r>
             <w:r>
               <w:rPr>
+                <w:rFonts w:ascii="Aptos" w:hAnsi="Aptos"/>
                 <w:sz w:val="16"/>
                 <w:szCs w:val="16"/>
               </w:rPr>
@@ -1958,6 +1766,7 @@
             </w:r>
             <w:r>
               <w:rPr>
+                <w:rFonts w:ascii="Aptos" w:hAnsi="Aptos"/>
                 <w:sz w:val="16"/>
                 <w:szCs w:val="16"/>
               </w:rPr>
@@ -1980,12 +1789,14 @@
               <w:autoSpaceDN w:val="0"/>
               <w:adjustRightInd w:val="0"/>
               <w:rPr>
-                <w:sz w:val="16"/>
-                <w:szCs w:val="16"/>
-              </w:rPr>
-            </w:pPr>
-            <w:r>
-              <w:rPr>
+                <w:rFonts w:ascii="Aptos" w:hAnsi="Aptos"/>
+                <w:sz w:val="16"/>
+                <w:szCs w:val="16"/>
+              </w:rPr>
+            </w:pPr>
+            <w:r>
+              <w:rPr>
+                <w:rFonts w:ascii="Aptos" w:hAnsi="Aptos"/>
                 <w:sz w:val="16"/>
                 <w:szCs w:val="16"/>
               </w:rPr>
@@ -2003,6 +1814,7 @@
             </w:r>
             <w:r>
               <w:rPr>
+                <w:rFonts w:ascii="Aptos" w:hAnsi="Aptos"/>
                 <w:sz w:val="16"/>
                 <w:szCs w:val="16"/>
               </w:rPr>
@@ -2010,12 +1822,14 @@
             </w:r>
             <w:r>
               <w:rPr>
-                <w:sz w:val="16"/>
-                <w:szCs w:val="16"/>
-              </w:rPr>
-            </w:r>
-            <w:r>
-              <w:rPr>
+                <w:rFonts w:ascii="Aptos" w:hAnsi="Aptos"/>
+                <w:sz w:val="16"/>
+                <w:szCs w:val="16"/>
+              </w:rPr>
+            </w:r>
+            <w:r>
+              <w:rPr>
+                <w:rFonts w:ascii="Aptos" w:hAnsi="Aptos"/>
                 <w:sz w:val="16"/>
                 <w:szCs w:val="16"/>
               </w:rPr>
@@ -2023,6 +1837,7 @@
             </w:r>
             <w:r>
               <w:rPr>
+                <w:rFonts w:ascii="Aptos" w:hAnsi="Aptos"/>
                 <w:sz w:val="16"/>
                 <w:szCs w:val="16"/>
               </w:rPr>
@@ -2030,6 +1845,7 @@
             </w:r>
             <w:r>
               <w:rPr>
+                <w:rFonts w:ascii="Aptos" w:hAnsi="Aptos"/>
                 <w:sz w:val="16"/>
                 <w:szCs w:val="16"/>
               </w:rPr>
@@ -2042,12 +1858,14 @@
               <w:autoSpaceDN w:val="0"/>
               <w:adjustRightInd w:val="0"/>
               <w:rPr>
-                <w:sz w:val="16"/>
-                <w:szCs w:val="16"/>
-              </w:rPr>
-            </w:pPr>
-            <w:r>
-              <w:rPr>
+                <w:rFonts w:ascii="Aptos" w:hAnsi="Aptos"/>
+                <w:sz w:val="16"/>
+                <w:szCs w:val="16"/>
+              </w:rPr>
+            </w:pPr>
+            <w:r>
+              <w:rPr>
+                <w:rFonts w:ascii="Aptos" w:hAnsi="Aptos"/>
                 <w:sz w:val="16"/>
                 <w:szCs w:val="16"/>
               </w:rPr>
@@ -2065,6 +1883,7 @@
             </w:r>
             <w:r>
               <w:rPr>
+                <w:rFonts w:ascii="Aptos" w:hAnsi="Aptos"/>
                 <w:sz w:val="16"/>
                 <w:szCs w:val="16"/>
               </w:rPr>
@@ -2072,12 +1891,14 @@
             </w:r>
             <w:r>
               <w:rPr>
-                <w:sz w:val="16"/>
-                <w:szCs w:val="16"/>
-              </w:rPr>
-            </w:r>
-            <w:r>
-              <w:rPr>
+                <w:rFonts w:ascii="Aptos" w:hAnsi="Aptos"/>
+                <w:sz w:val="16"/>
+                <w:szCs w:val="16"/>
+              </w:rPr>
+            </w:r>
+            <w:r>
+              <w:rPr>
+                <w:rFonts w:ascii="Aptos" w:hAnsi="Aptos"/>
                 <w:sz w:val="16"/>
                 <w:szCs w:val="16"/>
               </w:rPr>
@@ -2085,6 +1906,7 @@
             </w:r>
             <w:r>
               <w:rPr>
+                <w:rFonts w:ascii="Aptos" w:hAnsi="Aptos"/>
                 <w:sz w:val="16"/>
                 <w:szCs w:val="16"/>
               </w:rPr>
@@ -2092,6 +1914,7 @@
             </w:r>
             <w:r>
               <w:rPr>
+                <w:rFonts w:ascii="Aptos" w:hAnsi="Aptos"/>
                 <w:sz w:val="16"/>
                 <w:szCs w:val="16"/>
               </w:rPr>
@@ -2104,12 +1927,14 @@
               <w:autoSpaceDN w:val="0"/>
               <w:adjustRightInd w:val="0"/>
               <w:rPr>
-                <w:sz w:val="16"/>
-                <w:szCs w:val="16"/>
-              </w:rPr>
-            </w:pPr>
-            <w:r>
-              <w:rPr>
+                <w:rFonts w:ascii="Aptos" w:hAnsi="Aptos"/>
+                <w:sz w:val="16"/>
+                <w:szCs w:val="16"/>
+              </w:rPr>
+            </w:pPr>
+            <w:r>
+              <w:rPr>
+                <w:rFonts w:ascii="Aptos" w:hAnsi="Aptos"/>
                 <w:sz w:val="16"/>
                 <w:szCs w:val="16"/>
               </w:rPr>
@@ -2127,6 +1952,7 @@
             </w:r>
             <w:r>
               <w:rPr>
+                <w:rFonts w:ascii="Aptos" w:hAnsi="Aptos"/>
                 <w:sz w:val="16"/>
                 <w:szCs w:val="16"/>
               </w:rPr>
@@ -2134,12 +1960,14 @@
             </w:r>
             <w:r>
               <w:rPr>
-                <w:sz w:val="16"/>
-                <w:szCs w:val="16"/>
-              </w:rPr>
-            </w:r>
-            <w:r>
-              <w:rPr>
+                <w:rFonts w:ascii="Aptos" w:hAnsi="Aptos"/>
+                <w:sz w:val="16"/>
+                <w:szCs w:val="16"/>
+              </w:rPr>
+            </w:r>
+            <w:r>
+              <w:rPr>
+                <w:rFonts w:ascii="Aptos" w:hAnsi="Aptos"/>
                 <w:sz w:val="16"/>
                 <w:szCs w:val="16"/>
               </w:rPr>
@@ -2147,6 +1975,7 @@
             </w:r>
             <w:r>
               <w:rPr>
+                <w:rFonts w:ascii="Aptos" w:hAnsi="Aptos"/>
                 <w:sz w:val="16"/>
                 <w:szCs w:val="16"/>
               </w:rPr>
@@ -2154,6 +1983,7 @@
             </w:r>
             <w:r>
               <w:rPr>
+                <w:rFonts w:ascii="Aptos" w:hAnsi="Aptos"/>
                 <w:sz w:val="16"/>
                 <w:szCs w:val="16"/>
               </w:rPr>
@@ -2180,6 +2010,7 @@
           <w:p>
             <w:pPr>
               <w:rPr>
+                <w:rFonts w:ascii="Aptos" w:hAnsi="Aptos"/>
                 <w:b/>
                 <w:sz w:val="10"/>
                 <w:szCs w:val="10"/>
@@ -2206,11 +2037,13 @@
           <w:p>
             <w:pPr>
               <w:rPr>
-                <w:b/>
-              </w:rPr>
-            </w:pPr>
-            <w:r>
-              <w:rPr>
+                <w:rFonts w:ascii="Aptos" w:hAnsi="Aptos"/>
+                <w:b/>
+              </w:rPr>
+            </w:pPr>
+            <w:r>
+              <w:rPr>
+                <w:rFonts w:ascii="Aptos" w:hAnsi="Aptos"/>
                 <w:b/>
               </w:rPr>
               <w:t>B</w:t>
@@ -2231,11 +2064,13 @@
           <w:p>
             <w:pPr>
               <w:rPr>
-                <w:b/>
-              </w:rPr>
-            </w:pPr>
-            <w:r>
-              <w:rPr>
+                <w:rFonts w:ascii="Aptos" w:hAnsi="Aptos"/>
+                <w:b/>
+              </w:rPr>
+            </w:pPr>
+            <w:r>
+              <w:rPr>
+                <w:rFonts w:ascii="Aptos" w:hAnsi="Aptos"/>
                 <w:b/>
               </w:rPr>
               <w:t>VALUTAZIONE DEL RISCHIO PER FATTORI (rischio stimato)</w:t>
@@ -2261,6 +2096,7 @@
           <w:p>
             <w:pPr>
               <w:rPr>
+                <w:rFonts w:ascii="Aptos" w:hAnsi="Aptos"/>
                 <w:b/>
                 <w:sz w:val="10"/>
                 <w:szCs w:val="10"/>
@@ -2285,13 +2121,15 @@
           <w:p>
             <w:pPr>
               <w:rPr>
-                <w:b/>
-                <w:sz w:val="20"/>
-                <w:szCs w:val="20"/>
-              </w:rPr>
-            </w:pPr>
-            <w:r>
-              <w:rPr>
+                <w:rFonts w:ascii="Aptos" w:hAnsi="Aptos"/>
+                <w:b/>
+                <w:sz w:val="20"/>
+                <w:szCs w:val="20"/>
+              </w:rPr>
+            </w:pPr>
+            <w:r>
+              <w:rPr>
+                <w:rFonts w:ascii="Aptos" w:hAnsi="Aptos"/>
                 <w:b/>
                 <w:sz w:val="20"/>
                 <w:szCs w:val="20"/>
@@ -2309,13 +2147,15 @@
           <w:p>
             <w:pPr>
               <w:rPr>
-                <w:b/>
-                <w:sz w:val="20"/>
-                <w:szCs w:val="20"/>
-              </w:rPr>
-            </w:pPr>
-            <w:r>
-              <w:rPr>
+                <w:rFonts w:ascii="Aptos" w:hAnsi="Aptos"/>
+                <w:b/>
+                <w:sz w:val="20"/>
+                <w:szCs w:val="20"/>
+              </w:rPr>
+            </w:pPr>
+            <w:r>
+              <w:rPr>
+                <w:rFonts w:ascii="Aptos" w:hAnsi="Aptos"/>
                 <w:b/>
                 <w:sz w:val="20"/>
                 <w:szCs w:val="20"/>
@@ -2337,13 +2177,15 @@
             <w:pPr>
               <w:jc w:val="center"/>
               <w:rPr>
-                <w:b/>
-                <w:sz w:val="20"/>
-                <w:szCs w:val="20"/>
-              </w:rPr>
-            </w:pPr>
-            <w:r>
-              <w:rPr>
+                <w:rFonts w:ascii="Aptos" w:hAnsi="Aptos"/>
+                <w:b/>
+                <w:sz w:val="20"/>
+                <w:szCs w:val="20"/>
+              </w:rPr>
+            </w:pPr>
+            <w:r>
+              <w:rPr>
+                <w:rFonts w:ascii="Aptos" w:hAnsi="Aptos"/>
                 <w:b/>
                 <w:sz w:val="20"/>
                 <w:szCs w:val="20"/>
@@ -2366,13 +2208,15 @@
             <w:pPr>
               <w:jc w:val="center"/>
               <w:rPr>
-                <w:b/>
-                <w:sz w:val="20"/>
-                <w:szCs w:val="20"/>
-              </w:rPr>
-            </w:pPr>
-            <w:r>
-              <w:rPr>
+                <w:rFonts w:ascii="Aptos" w:hAnsi="Aptos"/>
+                <w:b/>
+                <w:sz w:val="20"/>
+                <w:szCs w:val="20"/>
+              </w:rPr>
+            </w:pPr>
+            <w:r>
+              <w:rPr>
+                <w:rFonts w:ascii="Aptos" w:hAnsi="Aptos"/>
                 <w:b/>
                 <w:sz w:val="20"/>
                 <w:szCs w:val="20"/>
@@ -2396,13 +2240,15 @@
             <w:pPr>
               <w:jc w:val="center"/>
               <w:rPr>
-                <w:b/>
-                <w:sz w:val="20"/>
-                <w:szCs w:val="20"/>
-              </w:rPr>
-            </w:pPr>
-            <w:r>
-              <w:rPr>
+                <w:rFonts w:ascii="Aptos" w:hAnsi="Aptos"/>
+                <w:b/>
+                <w:sz w:val="20"/>
+                <w:szCs w:val="20"/>
+              </w:rPr>
+            </w:pPr>
+            <w:r>
+              <w:rPr>
+                <w:rFonts w:ascii="Aptos" w:hAnsi="Aptos"/>
                 <w:b/>
                 <w:sz w:val="20"/>
                 <w:szCs w:val="20"/>
@@ -2428,8 +2274,14 @@
           <w:p>
             <w:pPr>
               <w:jc w:val="center"/>
-            </w:pPr>
-            <w:r>
+              <w:rPr>
+                <w:rFonts w:ascii="Aptos" w:hAnsi="Aptos"/>
+              </w:rPr>
+            </w:pPr>
+            <w:r>
+              <w:rPr>
+                <w:rFonts w:ascii="Aptos" w:hAnsi="Aptos"/>
+              </w:rPr>
               <w:t>2</w:t>
             </w:r>
           </w:p>
@@ -2444,12 +2296,14 @@
             <w:pPr>
               <w:jc w:val="center"/>
               <w:rPr>
-                <w:sz w:val="20"/>
-                <w:szCs w:val="20"/>
-              </w:rPr>
-            </w:pPr>
-            <w:r>
-              <w:rPr>
+                <w:rFonts w:ascii="Aptos" w:hAnsi="Aptos"/>
+                <w:sz w:val="20"/>
+                <w:szCs w:val="20"/>
+              </w:rPr>
+            </w:pPr>
+            <w:r>
+              <w:rPr>
+                <w:rFonts w:ascii="Aptos" w:hAnsi="Aptos"/>
                 <w:sz w:val="20"/>
                 <w:szCs w:val="20"/>
               </w:rPr>
@@ -2470,12 +2324,14 @@
             <w:pPr>
               <w:jc w:val="center"/>
               <w:rPr>
-                <w:sz w:val="20"/>
-                <w:szCs w:val="20"/>
-              </w:rPr>
-            </w:pPr>
-            <w:r>
-              <w:rPr>
+                <w:rFonts w:ascii="Aptos" w:hAnsi="Aptos"/>
+                <w:sz w:val="20"/>
+                <w:szCs w:val="20"/>
+              </w:rPr>
+            </w:pPr>
+            <w:r>
+              <w:rPr>
+                <w:rFonts w:ascii="Aptos" w:hAnsi="Aptos"/>
                 <w:sz w:val="20"/>
                 <w:szCs w:val="20"/>
               </w:rPr>
@@ -2498,6 +2354,7 @@
             <w:pPr>
               <w:jc w:val="center"/>
               <w:rPr>
+                <w:rFonts w:ascii="Aptos" w:hAnsi="Aptos"/>
                 <w:b/>
                 <w:sz w:val="28"/>
                 <w:szCs w:val="28"/>
@@ -2505,6 +2362,7 @@
             </w:pPr>
             <w:r>
               <w:rPr>
+                <w:rFonts w:ascii="Aptos" w:hAnsi="Aptos"/>
                 <w:b/>
                 <w:sz w:val="28"/>
                 <w:szCs w:val="28"/>
@@ -2526,13 +2384,15 @@
           <w:p>
             <w:pPr>
               <w:rPr>
-                <w:b/>
-                <w:sz w:val="16"/>
-                <w:szCs w:val="16"/>
-              </w:rPr>
-            </w:pPr>
-            <w:r>
-              <w:rPr>
+                <w:rFonts w:ascii="Aptos" w:hAnsi="Aptos"/>
+                <w:b/>
+                <w:sz w:val="16"/>
+                <w:szCs w:val="16"/>
+              </w:rPr>
+            </w:pPr>
+            <w:r>
+              <w:rPr>
+                <w:rFonts w:ascii="Aptos" w:hAnsi="Aptos"/>
                 <w:b/>
                 <w:sz w:val="16"/>
                 <w:szCs w:val="16"/>
@@ -2551,6 +2411,7 @@
             </w:r>
             <w:r>
               <w:rPr>
+                <w:rFonts w:ascii="Aptos" w:hAnsi="Aptos"/>
                 <w:b/>
                 <w:sz w:val="16"/>
                 <w:szCs w:val="16"/>
@@ -2559,13 +2420,15 @@
             </w:r>
             <w:r>
               <w:rPr>
-                <w:b/>
-                <w:sz w:val="16"/>
-                <w:szCs w:val="16"/>
-              </w:rPr>
-            </w:r>
-            <w:r>
-              <w:rPr>
+                <w:rFonts w:ascii="Aptos" w:hAnsi="Aptos"/>
+                <w:b/>
+                <w:sz w:val="16"/>
+                <w:szCs w:val="16"/>
+              </w:rPr>
+            </w:r>
+            <w:r>
+              <w:rPr>
+                <w:rFonts w:ascii="Aptos" w:hAnsi="Aptos"/>
                 <w:b/>
                 <w:sz w:val="16"/>
                 <w:szCs w:val="16"/>
@@ -2574,6 +2437,7 @@
             </w:r>
             <w:r>
               <w:rPr>
+                <w:rFonts w:ascii="Aptos" w:hAnsi="Aptos"/>
                 <w:b/>
                 <w:sz w:val="16"/>
                 <w:szCs w:val="16"/>
@@ -2584,13 +2448,15 @@
           <w:p>
             <w:pPr>
               <w:rPr>
-                <w:b/>
-                <w:sz w:val="16"/>
-                <w:szCs w:val="16"/>
-              </w:rPr>
-            </w:pPr>
-            <w:r>
-              <w:rPr>
+                <w:rFonts w:ascii="Aptos" w:hAnsi="Aptos"/>
+                <w:b/>
+                <w:sz w:val="16"/>
+                <w:szCs w:val="16"/>
+              </w:rPr>
+            </w:pPr>
+            <w:r>
+              <w:rPr>
+                <w:rFonts w:ascii="Aptos" w:hAnsi="Aptos"/>
                 <w:b/>
                 <w:sz w:val="16"/>
                 <w:szCs w:val="16"/>
@@ -2609,6 +2475,7 @@
             </w:r>
             <w:r>
               <w:rPr>
+                <w:rFonts w:ascii="Aptos" w:hAnsi="Aptos"/>
                 <w:b/>
                 <w:sz w:val="16"/>
                 <w:szCs w:val="16"/>
@@ -2617,13 +2484,15 @@
             </w:r>
             <w:r>
               <w:rPr>
-                <w:b/>
-                <w:sz w:val="16"/>
-                <w:szCs w:val="16"/>
-              </w:rPr>
-            </w:r>
-            <w:r>
-              <w:rPr>
+                <w:rFonts w:ascii="Aptos" w:hAnsi="Aptos"/>
+                <w:b/>
+                <w:sz w:val="16"/>
+                <w:szCs w:val="16"/>
+              </w:rPr>
+            </w:r>
+            <w:r>
+              <w:rPr>
+                <w:rFonts w:ascii="Aptos" w:hAnsi="Aptos"/>
                 <w:b/>
                 <w:sz w:val="16"/>
                 <w:szCs w:val="16"/>
@@ -2632,6 +2501,7 @@
             </w:r>
             <w:r>
               <w:rPr>
+                <w:rFonts w:ascii="Aptos" w:hAnsi="Aptos"/>
                 <w:b/>
                 <w:sz w:val="16"/>
                 <w:szCs w:val="16"/>
@@ -2642,13 +2512,15 @@
           <w:p>
             <w:pPr>
               <w:rPr>
-                <w:b/>
-                <w:sz w:val="16"/>
-                <w:szCs w:val="16"/>
-              </w:rPr>
-            </w:pPr>
-            <w:r>
-              <w:rPr>
+                <w:rFonts w:ascii="Aptos" w:hAnsi="Aptos"/>
+                <w:b/>
+                <w:sz w:val="16"/>
+                <w:szCs w:val="16"/>
+              </w:rPr>
+            </w:pPr>
+            <w:r>
+              <w:rPr>
+                <w:rFonts w:ascii="Aptos" w:hAnsi="Aptos"/>
                 <w:b/>
                 <w:sz w:val="16"/>
                 <w:szCs w:val="16"/>
@@ -2667,6 +2539,7 @@
             </w:r>
             <w:r>
               <w:rPr>
+                <w:rFonts w:ascii="Aptos" w:hAnsi="Aptos"/>
                 <w:b/>
                 <w:sz w:val="16"/>
                 <w:szCs w:val="16"/>
@@ -2675,13 +2548,15 @@
             </w:r>
             <w:r>
               <w:rPr>
-                <w:b/>
-                <w:sz w:val="16"/>
-                <w:szCs w:val="16"/>
-              </w:rPr>
-            </w:r>
-            <w:r>
-              <w:rPr>
+                <w:rFonts w:ascii="Aptos" w:hAnsi="Aptos"/>
+                <w:b/>
+                <w:sz w:val="16"/>
+                <w:szCs w:val="16"/>
+              </w:rPr>
+            </w:r>
+            <w:r>
+              <w:rPr>
+                <w:rFonts w:ascii="Aptos" w:hAnsi="Aptos"/>
                 <w:b/>
                 <w:sz w:val="16"/>
                 <w:szCs w:val="16"/>
@@ -2690,6 +2565,7 @@
             </w:r>
             <w:r>
               <w:rPr>
+                <w:rFonts w:ascii="Aptos" w:hAnsi="Aptos"/>
                 <w:b/>
                 <w:sz w:val="16"/>
                 <w:szCs w:val="16"/>
@@ -2700,13 +2576,15 @@
           <w:p>
             <w:pPr>
               <w:rPr>
-                <w:b/>
-                <w:sz w:val="16"/>
-                <w:szCs w:val="16"/>
-              </w:rPr>
-            </w:pPr>
-            <w:r>
-              <w:rPr>
+                <w:rFonts w:ascii="Aptos" w:hAnsi="Aptos"/>
+                <w:b/>
+                <w:sz w:val="16"/>
+                <w:szCs w:val="16"/>
+              </w:rPr>
+            </w:pPr>
+            <w:r>
+              <w:rPr>
+                <w:rFonts w:ascii="Aptos" w:hAnsi="Aptos"/>
                 <w:b/>
                 <w:sz w:val="16"/>
                 <w:szCs w:val="16"/>
@@ -2725,6 +2603,7 @@
             </w:r>
             <w:r>
               <w:rPr>
+                <w:rFonts w:ascii="Aptos" w:hAnsi="Aptos"/>
                 <w:b/>
                 <w:sz w:val="16"/>
                 <w:szCs w:val="16"/>
@@ -2733,13 +2612,15 @@
             </w:r>
             <w:r>
               <w:rPr>
-                <w:b/>
-                <w:sz w:val="16"/>
-                <w:szCs w:val="16"/>
-              </w:rPr>
-            </w:r>
-            <w:r>
-              <w:rPr>
+                <w:rFonts w:ascii="Aptos" w:hAnsi="Aptos"/>
+                <w:b/>
+                <w:sz w:val="16"/>
+                <w:szCs w:val="16"/>
+              </w:rPr>
+            </w:r>
+            <w:r>
+              <w:rPr>
+                <w:rFonts w:ascii="Aptos" w:hAnsi="Aptos"/>
                 <w:b/>
                 <w:sz w:val="16"/>
                 <w:szCs w:val="16"/>
@@ -2748,6 +2629,7 @@
             </w:r>
             <w:r>
               <w:rPr>
+                <w:rFonts w:ascii="Aptos" w:hAnsi="Aptos"/>
                 <w:b/>
                 <w:sz w:val="16"/>
                 <w:szCs w:val="16"/>
@@ -2758,13 +2640,15 @@
           <w:p>
             <w:pPr>
               <w:rPr>
-                <w:b/>
-                <w:sz w:val="16"/>
-                <w:szCs w:val="16"/>
-              </w:rPr>
-            </w:pPr>
-            <w:r>
-              <w:rPr>
+                <w:rFonts w:ascii="Aptos" w:hAnsi="Aptos"/>
+                <w:b/>
+                <w:sz w:val="16"/>
+                <w:szCs w:val="16"/>
+              </w:rPr>
+            </w:pPr>
+            <w:r>
+              <w:rPr>
+                <w:rFonts w:ascii="Aptos" w:hAnsi="Aptos"/>
                 <w:b/>
                 <w:sz w:val="16"/>
                 <w:szCs w:val="16"/>
@@ -2783,6 +2667,7 @@
             </w:r>
             <w:r>
               <w:rPr>
+                <w:rFonts w:ascii="Aptos" w:hAnsi="Aptos"/>
                 <w:b/>
                 <w:sz w:val="16"/>
                 <w:szCs w:val="16"/>
@@ -2791,13 +2676,15 @@
             </w:r>
             <w:r>
               <w:rPr>
-                <w:b/>
-                <w:sz w:val="16"/>
-                <w:szCs w:val="16"/>
-              </w:rPr>
-            </w:r>
-            <w:r>
-              <w:rPr>
+                <w:rFonts w:ascii="Aptos" w:hAnsi="Aptos"/>
+                <w:b/>
+                <w:sz w:val="16"/>
+                <w:szCs w:val="16"/>
+              </w:rPr>
+            </w:r>
+            <w:r>
+              <w:rPr>
+                <w:rFonts w:ascii="Aptos" w:hAnsi="Aptos"/>
                 <w:b/>
                 <w:sz w:val="16"/>
                 <w:szCs w:val="16"/>
@@ -2806,6 +2693,7 @@
             </w:r>
             <w:r>
               <w:rPr>
+                <w:rFonts w:ascii="Aptos" w:hAnsi="Aptos"/>
                 <w:b/>
                 <w:sz w:val="16"/>
                 <w:szCs w:val="16"/>
@@ -2827,13 +2715,15 @@
           <w:p>
             <w:pPr>
               <w:rPr>
-                <w:b/>
-                <w:sz w:val="16"/>
-                <w:szCs w:val="16"/>
-              </w:rPr>
-            </w:pPr>
-            <w:r>
-              <w:rPr>
+                <w:rFonts w:ascii="Aptos" w:hAnsi="Aptos"/>
+                <w:b/>
+                <w:sz w:val="16"/>
+                <w:szCs w:val="16"/>
+              </w:rPr>
+            </w:pPr>
+            <w:r>
+              <w:rPr>
+                <w:rFonts w:ascii="Aptos" w:hAnsi="Aptos"/>
                 <w:b/>
                 <w:sz w:val="16"/>
                 <w:szCs w:val="16"/>
@@ -2844,13 +2734,15 @@
           <w:p>
             <w:pPr>
               <w:rPr>
-                <w:b/>
-                <w:sz w:val="16"/>
-                <w:szCs w:val="16"/>
-              </w:rPr>
-            </w:pPr>
-            <w:r>
-              <w:rPr>
+                <w:rFonts w:ascii="Aptos" w:hAnsi="Aptos"/>
+                <w:b/>
+                <w:sz w:val="16"/>
+                <w:szCs w:val="16"/>
+              </w:rPr>
+            </w:pPr>
+            <w:r>
+              <w:rPr>
+                <w:rFonts w:ascii="Aptos" w:hAnsi="Aptos"/>
                 <w:b/>
                 <w:sz w:val="16"/>
                 <w:szCs w:val="16"/>
@@ -2861,13 +2753,15 @@
           <w:p>
             <w:pPr>
               <w:rPr>
-                <w:b/>
-                <w:sz w:val="16"/>
-                <w:szCs w:val="16"/>
-              </w:rPr>
-            </w:pPr>
-            <w:r>
-              <w:rPr>
+                <w:rFonts w:ascii="Aptos" w:hAnsi="Aptos"/>
+                <w:b/>
+                <w:sz w:val="16"/>
+                <w:szCs w:val="16"/>
+              </w:rPr>
+            </w:pPr>
+            <w:r>
+              <w:rPr>
+                <w:rFonts w:ascii="Aptos" w:hAnsi="Aptos"/>
                 <w:b/>
                 <w:sz w:val="16"/>
                 <w:szCs w:val="16"/>
@@ -2878,13 +2772,15 @@
           <w:p>
             <w:pPr>
               <w:rPr>
-                <w:b/>
-                <w:sz w:val="16"/>
-                <w:szCs w:val="16"/>
-              </w:rPr>
-            </w:pPr>
-            <w:r>
-              <w:rPr>
+                <w:rFonts w:ascii="Aptos" w:hAnsi="Aptos"/>
+                <w:b/>
+                <w:sz w:val="16"/>
+                <w:szCs w:val="16"/>
+              </w:rPr>
+            </w:pPr>
+            <w:r>
+              <w:rPr>
+                <w:rFonts w:ascii="Aptos" w:hAnsi="Aptos"/>
                 <w:b/>
                 <w:sz w:val="16"/>
                 <w:szCs w:val="16"/>
@@ -2895,13 +2791,15 @@
           <w:p>
             <w:pPr>
               <w:rPr>
-                <w:b/>
-                <w:sz w:val="16"/>
-                <w:szCs w:val="16"/>
-              </w:rPr>
-            </w:pPr>
-            <w:r>
-              <w:rPr>
+                <w:rFonts w:ascii="Aptos" w:hAnsi="Aptos"/>
+                <w:b/>
+                <w:sz w:val="16"/>
+                <w:szCs w:val="16"/>
+              </w:rPr>
+            </w:pPr>
+            <w:r>
+              <w:rPr>
+                <w:rFonts w:ascii="Aptos" w:hAnsi="Aptos"/>
                 <w:b/>
                 <w:sz w:val="16"/>
                 <w:szCs w:val="16"/>
@@ -2929,6 +2827,7 @@
           <w:p>
             <w:pPr>
               <w:rPr>
+                <w:rFonts w:ascii="Aptos" w:hAnsi="Aptos"/>
                 <w:b/>
                 <w:sz w:val="10"/>
                 <w:szCs w:val="10"/>
@@ -2955,11 +2854,13 @@
           <w:p>
             <w:pPr>
               <w:rPr>
-                <w:b/>
-              </w:rPr>
-            </w:pPr>
-            <w:r>
-              <w:rPr>
+                <w:rFonts w:ascii="Aptos" w:hAnsi="Aptos"/>
+                <w:b/>
+              </w:rPr>
+            </w:pPr>
+            <w:r>
+              <w:rPr>
+                <w:rFonts w:ascii="Aptos" w:hAnsi="Aptos"/>
                 <w:b/>
               </w:rPr>
               <w:t>C</w:t>
@@ -2981,11 +2882,13 @@
           <w:p>
             <w:pPr>
               <w:rPr>
-                <w:b/>
-              </w:rPr>
-            </w:pPr>
-            <w:r>
-              <w:rPr>
+                <w:rFonts w:ascii="Aptos" w:hAnsi="Aptos"/>
+                <w:b/>
+              </w:rPr>
+            </w:pPr>
+            <w:r>
+              <w:rPr>
+                <w:rFonts w:ascii="Aptos" w:hAnsi="Aptos"/>
                 <w:b/>
               </w:rPr>
               <w:t>VALUTAZIONE DEL RISCHIO MISURATO</w:t>
@@ -3007,13 +2910,15 @@
             <w:pPr>
               <w:jc w:val="center"/>
               <w:rPr>
-                <w:b/>
-                <w:sz w:val="16"/>
-                <w:szCs w:val="16"/>
-              </w:rPr>
-            </w:pPr>
-            <w:r>
-              <w:rPr>
+                <w:rFonts w:ascii="Aptos" w:hAnsi="Aptos"/>
+                <w:b/>
+                <w:sz w:val="16"/>
+                <w:szCs w:val="16"/>
+              </w:rPr>
+            </w:pPr>
+            <w:r>
+              <w:rPr>
+                <w:rFonts w:ascii="Aptos" w:hAnsi="Aptos"/>
                 <w:b/>
                 <w:sz w:val="16"/>
                 <w:szCs w:val="16"/>
@@ -3022,6 +2927,7 @@
             </w:r>
             <w:r>
               <w:rPr>
+                <w:rFonts w:ascii="Aptos" w:hAnsi="Aptos"/>
                 <w:b/>
                 <w:sz w:val="16"/>
                 <w:szCs w:val="16"/>
@@ -3040,6 +2946,7 @@
             </w:r>
             <w:r>
               <w:rPr>
+                <w:rFonts w:ascii="Aptos" w:hAnsi="Aptos"/>
                 <w:b/>
                 <w:sz w:val="16"/>
                 <w:szCs w:val="16"/>
@@ -3048,13 +2955,15 @@
             </w:r>
             <w:r>
               <w:rPr>
-                <w:b/>
-                <w:sz w:val="16"/>
-                <w:szCs w:val="16"/>
-              </w:rPr>
-            </w:r>
-            <w:r>
-              <w:rPr>
+                <w:rFonts w:ascii="Aptos" w:hAnsi="Aptos"/>
+                <w:b/>
+                <w:sz w:val="16"/>
+                <w:szCs w:val="16"/>
+              </w:rPr>
+            </w:r>
+            <w:r>
+              <w:rPr>
+                <w:rFonts w:ascii="Aptos" w:hAnsi="Aptos"/>
                 <w:b/>
                 <w:sz w:val="16"/>
                 <w:szCs w:val="16"/>
@@ -3063,6 +2972,7 @@
             </w:r>
             <w:r>
               <w:rPr>
+                <w:rFonts w:ascii="Aptos" w:hAnsi="Aptos"/>
                 <w:b/>
                 <w:sz w:val="16"/>
                 <w:szCs w:val="16"/>
@@ -3071,6 +2981,7 @@
             </w:r>
             <w:r>
               <w:rPr>
+                <w:rFonts w:ascii="Aptos" w:hAnsi="Aptos"/>
                 <w:b/>
                 <w:sz w:val="16"/>
                 <w:szCs w:val="16"/>
@@ -3079,6 +2990,7 @@
             </w:r>
             <w:r>
               <w:rPr>
+                <w:rFonts w:ascii="Aptos" w:hAnsi="Aptos"/>
                 <w:b/>
                 <w:sz w:val="16"/>
                 <w:szCs w:val="16"/>
@@ -3097,6 +3009,7 @@
             </w:r>
             <w:r>
               <w:rPr>
+                <w:rFonts w:ascii="Aptos" w:hAnsi="Aptos"/>
                 <w:b/>
                 <w:sz w:val="16"/>
                 <w:szCs w:val="16"/>
@@ -3105,13 +3018,15 @@
             </w:r>
             <w:r>
               <w:rPr>
-                <w:b/>
-                <w:sz w:val="16"/>
-                <w:szCs w:val="16"/>
-              </w:rPr>
-            </w:r>
-            <w:r>
-              <w:rPr>
+                <w:rFonts w:ascii="Aptos" w:hAnsi="Aptos"/>
+                <w:b/>
+                <w:sz w:val="16"/>
+                <w:szCs w:val="16"/>
+              </w:rPr>
+            </w:r>
+            <w:r>
+              <w:rPr>
+                <w:rFonts w:ascii="Aptos" w:hAnsi="Aptos"/>
                 <w:b/>
                 <w:sz w:val="16"/>
                 <w:szCs w:val="16"/>
@@ -3120,6 +3035,7 @@
             </w:r>
             <w:r>
               <w:rPr>
+                <w:rFonts w:ascii="Aptos" w:hAnsi="Aptos"/>
                 <w:b/>
                 <w:sz w:val="16"/>
                 <w:szCs w:val="16"/>
@@ -3128,6 +3044,7 @@
             </w:r>
             <w:r>
               <w:rPr>
+                <w:rFonts w:ascii="Aptos" w:hAnsi="Aptos"/>
                 <w:b/>
                 <w:sz w:val="16"/>
                 <w:szCs w:val="16"/>
@@ -3155,6 +3072,7 @@
           <w:p>
             <w:pPr>
               <w:rPr>
+                <w:rFonts w:ascii="Aptos" w:hAnsi="Aptos"/>
                 <w:b/>
                 <w:sz w:val="10"/>
                 <w:szCs w:val="10"/>
@@ -3181,6 +3099,7 @@
           <w:p>
             <w:pPr>
               <w:rPr>
+                <w:rFonts w:ascii="Aptos" w:hAnsi="Aptos"/>
                 <w:b/>
                 <w:sz w:val="10"/>
                 <w:szCs w:val="10"/>
@@ -3207,11 +3126,13 @@
           <w:p>
             <w:pPr>
               <w:rPr>
-                <w:b/>
-              </w:rPr>
-            </w:pPr>
-            <w:r>
-              <w:rPr>
+                <w:rFonts w:ascii="Aptos" w:hAnsi="Aptos"/>
+                <w:b/>
+              </w:rPr>
+            </w:pPr>
+            <w:r>
+              <w:rPr>
+                <w:rFonts w:ascii="Aptos" w:hAnsi="Aptos"/>
                 <w:b/>
               </w:rPr>
               <w:t>D</w:t>
@@ -3232,11 +3153,13 @@
           <w:p>
             <w:pPr>
               <w:rPr>
-                <w:b/>
-              </w:rPr>
-            </w:pPr>
-            <w:r>
-              <w:rPr>
+                <w:rFonts w:ascii="Aptos" w:hAnsi="Aptos"/>
+                <w:b/>
+              </w:rPr>
+            </w:pPr>
+            <w:r>
+              <w:rPr>
+                <w:rFonts w:ascii="Aptos" w:hAnsi="Aptos"/>
                 <w:b/>
               </w:rPr>
               <w:t>MISURE DI PREVENZIONE E PROTEZIONE (artt. 224, 225)</w:t>
@@ -3263,6 +3186,7 @@
           <w:p>
             <w:pPr>
               <w:rPr>
+                <w:rFonts w:ascii="Aptos" w:hAnsi="Aptos"/>
                 <w:b/>
                 <w:sz w:val="10"/>
                 <w:szCs w:val="10"/>
@@ -3289,12 +3213,14 @@
           <w:p>
             <w:pPr>
               <w:rPr>
-                <w:sz w:val="16"/>
-                <w:szCs w:val="16"/>
-              </w:rPr>
-            </w:pPr>
-            <w:r>
-              <w:rPr>
+                <w:rFonts w:ascii="Aptos" w:hAnsi="Aptos"/>
+                <w:sz w:val="16"/>
+                <w:szCs w:val="16"/>
+              </w:rPr>
+            </w:pPr>
+            <w:r>
+              <w:rPr>
+                <w:rFonts w:ascii="Aptos" w:hAnsi="Aptos"/>
                 <w:b/>
                 <w:sz w:val="16"/>
                 <w:szCs w:val="16"/>
@@ -3313,6 +3239,7 @@
             </w:r>
             <w:r>
               <w:rPr>
+                <w:rFonts w:ascii="Aptos" w:hAnsi="Aptos"/>
                 <w:b/>
                 <w:sz w:val="16"/>
                 <w:szCs w:val="16"/>
@@ -3321,13 +3248,15 @@
             </w:r>
             <w:r>
               <w:rPr>
-                <w:b/>
-                <w:sz w:val="16"/>
-                <w:szCs w:val="16"/>
-              </w:rPr>
-            </w:r>
-            <w:r>
-              <w:rPr>
+                <w:rFonts w:ascii="Aptos" w:hAnsi="Aptos"/>
+                <w:b/>
+                <w:sz w:val="16"/>
+                <w:szCs w:val="16"/>
+              </w:rPr>
+            </w:r>
+            <w:r>
+              <w:rPr>
+                <w:rFonts w:ascii="Aptos" w:hAnsi="Aptos"/>
                 <w:b/>
                 <w:sz w:val="16"/>
                 <w:szCs w:val="16"/>
@@ -3336,6 +3265,7 @@
             </w:r>
             <w:r>
               <w:rPr>
+                <w:rFonts w:ascii="Aptos" w:hAnsi="Aptos"/>
                 <w:b/>
                 <w:sz w:val="16"/>
                 <w:szCs w:val="16"/>
@@ -3344,6 +3274,7 @@
             </w:r>
             <w:r>
               <w:rPr>
+                <w:rFonts w:ascii="Aptos" w:hAnsi="Aptos"/>
                 <w:b/>
                 <w:sz w:val="16"/>
                 <w:szCs w:val="16"/>
@@ -3352,6 +3283,7 @@
             </w:r>
             <w:r>
               <w:rPr>
+                <w:rFonts w:ascii="Aptos" w:hAnsi="Aptos"/>
                 <w:sz w:val="16"/>
                 <w:szCs w:val="16"/>
               </w:rPr>
@@ -3361,12 +3293,14 @@
           <w:p>
             <w:pPr>
               <w:rPr>
-                <w:sz w:val="16"/>
-                <w:szCs w:val="16"/>
-              </w:rPr>
-            </w:pPr>
-            <w:r>
-              <w:rPr>
+                <w:rFonts w:ascii="Aptos" w:hAnsi="Aptos"/>
+                <w:sz w:val="16"/>
+                <w:szCs w:val="16"/>
+              </w:rPr>
+            </w:pPr>
+            <w:r>
+              <w:rPr>
+                <w:rFonts w:ascii="Aptos" w:hAnsi="Aptos"/>
                 <w:sz w:val="16"/>
                 <w:szCs w:val="16"/>
               </w:rPr>
@@ -3384,6 +3318,7 @@
             </w:r>
             <w:r>
               <w:rPr>
+                <w:rFonts w:ascii="Aptos" w:hAnsi="Aptos"/>
                 <w:sz w:val="16"/>
                 <w:szCs w:val="16"/>
               </w:rPr>
@@ -3391,12 +3326,14 @@
             </w:r>
             <w:r>
               <w:rPr>
-                <w:sz w:val="16"/>
-                <w:szCs w:val="16"/>
-              </w:rPr>
-            </w:r>
-            <w:r>
-              <w:rPr>
+                <w:rFonts w:ascii="Aptos" w:hAnsi="Aptos"/>
+                <w:sz w:val="16"/>
+                <w:szCs w:val="16"/>
+              </w:rPr>
+            </w:r>
+            <w:r>
+              <w:rPr>
+                <w:rFonts w:ascii="Aptos" w:hAnsi="Aptos"/>
                 <w:sz w:val="16"/>
                 <w:szCs w:val="16"/>
               </w:rPr>
@@ -3404,6 +3341,7 @@
             </w:r>
             <w:r>
               <w:rPr>
+                <w:rFonts w:ascii="Aptos" w:hAnsi="Aptos"/>
                 <w:sz w:val="16"/>
                 <w:szCs w:val="16"/>
               </w:rPr>
@@ -3411,6 +3349,7 @@
             </w:r>
             <w:r>
               <w:rPr>
+                <w:rFonts w:ascii="Aptos" w:hAnsi="Aptos"/>
                 <w:sz w:val="16"/>
                 <w:szCs w:val="16"/>
               </w:rPr>
@@ -3420,13 +3359,15 @@
           <w:p>
             <w:pPr>
               <w:rPr>
-                <w:b/>
-                <w:sz w:val="16"/>
-                <w:szCs w:val="16"/>
-              </w:rPr>
-            </w:pPr>
-            <w:r>
-              <w:rPr>
+                <w:rFonts w:ascii="Aptos" w:hAnsi="Aptos"/>
+                <w:b/>
+                <w:sz w:val="16"/>
+                <w:szCs w:val="16"/>
+              </w:rPr>
+            </w:pPr>
+            <w:r>
+              <w:rPr>
+                <w:rFonts w:ascii="Aptos" w:hAnsi="Aptos"/>
                 <w:sz w:val="16"/>
                 <w:szCs w:val="16"/>
               </w:rPr>
@@ -3444,6 +3385,7 @@
             </w:r>
             <w:r>
               <w:rPr>
+                <w:rFonts w:ascii="Aptos" w:hAnsi="Aptos"/>
                 <w:sz w:val="16"/>
                 <w:szCs w:val="16"/>
               </w:rPr>
@@ -3451,12 +3393,14 @@
             </w:r>
             <w:r>
               <w:rPr>
-                <w:sz w:val="16"/>
-                <w:szCs w:val="16"/>
-              </w:rPr>
-            </w:r>
-            <w:r>
-              <w:rPr>
+                <w:rFonts w:ascii="Aptos" w:hAnsi="Aptos"/>
+                <w:sz w:val="16"/>
+                <w:szCs w:val="16"/>
+              </w:rPr>
+            </w:r>
+            <w:r>
+              <w:rPr>
+                <w:rFonts w:ascii="Aptos" w:hAnsi="Aptos"/>
                 <w:sz w:val="16"/>
                 <w:szCs w:val="16"/>
               </w:rPr>
@@ -3464,6 +3408,7 @@
             </w:r>
             <w:r>
               <w:rPr>
+                <w:rFonts w:ascii="Aptos" w:hAnsi="Aptos"/>
                 <w:sz w:val="16"/>
                 <w:szCs w:val="16"/>
               </w:rPr>
@@ -3471,6 +3416,7 @@
             </w:r>
             <w:r>
               <w:rPr>
+                <w:rFonts w:ascii="Aptos" w:hAnsi="Aptos"/>
                 <w:sz w:val="16"/>
                 <w:szCs w:val="16"/>
               </w:rPr>
@@ -3480,12 +3426,14 @@
           <w:p>
             <w:pPr>
               <w:rPr>
-                <w:sz w:val="16"/>
-                <w:szCs w:val="16"/>
-              </w:rPr>
-            </w:pPr>
-            <w:r>
-              <w:rPr>
+                <w:rFonts w:ascii="Aptos" w:hAnsi="Aptos"/>
+                <w:sz w:val="16"/>
+                <w:szCs w:val="16"/>
+              </w:rPr>
+            </w:pPr>
+            <w:r>
+              <w:rPr>
+                <w:rFonts w:ascii="Aptos" w:hAnsi="Aptos"/>
                 <w:sz w:val="16"/>
                 <w:szCs w:val="16"/>
               </w:rPr>
@@ -3503,6 +3451,7 @@
             </w:r>
             <w:r>
               <w:rPr>
+                <w:rFonts w:ascii="Aptos" w:hAnsi="Aptos"/>
                 <w:sz w:val="16"/>
                 <w:szCs w:val="16"/>
               </w:rPr>
@@ -3510,12 +3459,14 @@
             </w:r>
             <w:r>
               <w:rPr>
-                <w:sz w:val="16"/>
-                <w:szCs w:val="16"/>
-              </w:rPr>
-            </w:r>
-            <w:r>
-              <w:rPr>
+                <w:rFonts w:ascii="Aptos" w:hAnsi="Aptos"/>
+                <w:sz w:val="16"/>
+                <w:szCs w:val="16"/>
+              </w:rPr>
+            </w:r>
+            <w:r>
+              <w:rPr>
+                <w:rFonts w:ascii="Aptos" w:hAnsi="Aptos"/>
                 <w:sz w:val="16"/>
                 <w:szCs w:val="16"/>
               </w:rPr>
@@ -3523,6 +3474,7 @@
             </w:r>
             <w:r>
               <w:rPr>
+                <w:rFonts w:ascii="Aptos" w:hAnsi="Aptos"/>
                 <w:sz w:val="16"/>
                 <w:szCs w:val="16"/>
               </w:rPr>
@@ -3530,6 +3482,7 @@
             </w:r>
             <w:r>
               <w:rPr>
+                <w:rFonts w:ascii="Aptos" w:hAnsi="Aptos"/>
                 <w:sz w:val="16"/>
                 <w:szCs w:val="16"/>
               </w:rPr>
@@ -3539,12 +3492,14 @@
           <w:p>
             <w:pPr>
               <w:rPr>
-                <w:sz w:val="16"/>
-                <w:szCs w:val="16"/>
-              </w:rPr>
-            </w:pPr>
-            <w:r>
-              <w:rPr>
+                <w:rFonts w:ascii="Aptos" w:hAnsi="Aptos"/>
+                <w:sz w:val="16"/>
+                <w:szCs w:val="16"/>
+              </w:rPr>
+            </w:pPr>
+            <w:r>
+              <w:rPr>
+                <w:rFonts w:ascii="Aptos" w:hAnsi="Aptos"/>
                 <w:sz w:val="16"/>
                 <w:szCs w:val="16"/>
               </w:rPr>
@@ -3563,6 +3518,7 @@
             </w:r>
             <w:r>
               <w:rPr>
+                <w:rFonts w:ascii="Aptos" w:hAnsi="Aptos"/>
                 <w:sz w:val="16"/>
                 <w:szCs w:val="16"/>
               </w:rPr>
@@ -3570,12 +3526,14 @@
             </w:r>
             <w:r>
               <w:rPr>
-                <w:sz w:val="16"/>
-                <w:szCs w:val="16"/>
-              </w:rPr>
-            </w:r>
-            <w:r>
-              <w:rPr>
+                <w:rFonts w:ascii="Aptos" w:hAnsi="Aptos"/>
+                <w:sz w:val="16"/>
+                <w:szCs w:val="16"/>
+              </w:rPr>
+            </w:r>
+            <w:r>
+              <w:rPr>
+                <w:rFonts w:ascii="Aptos" w:hAnsi="Aptos"/>
                 <w:sz w:val="16"/>
                 <w:szCs w:val="16"/>
               </w:rPr>
@@ -3583,6 +3541,7 @@
             </w:r>
             <w:r>
               <w:rPr>
+                <w:rFonts w:ascii="Aptos" w:hAnsi="Aptos"/>
                 <w:sz w:val="16"/>
                 <w:szCs w:val="16"/>
               </w:rPr>
@@ -3590,6 +3549,7 @@
             </w:r>
             <w:r>
               <w:rPr>
+                <w:rFonts w:ascii="Aptos" w:hAnsi="Aptos"/>
                 <w:sz w:val="16"/>
                 <w:szCs w:val="16"/>
               </w:rPr>
@@ -3599,12 +3559,14 @@
           <w:p>
             <w:pPr>
               <w:rPr>
-                <w:sz w:val="16"/>
-                <w:szCs w:val="16"/>
-              </w:rPr>
-            </w:pPr>
-            <w:r>
-              <w:rPr>
+                <w:rFonts w:ascii="Aptos" w:hAnsi="Aptos"/>
+                <w:sz w:val="16"/>
+                <w:szCs w:val="16"/>
+              </w:rPr>
+            </w:pPr>
+            <w:r>
+              <w:rPr>
+                <w:rFonts w:ascii="Aptos" w:hAnsi="Aptos"/>
                 <w:sz w:val="16"/>
                 <w:szCs w:val="16"/>
               </w:rPr>
@@ -3622,6 +3584,7 @@
             </w:r>
             <w:r>
               <w:rPr>
+                <w:rFonts w:ascii="Aptos" w:hAnsi="Aptos"/>
                 <w:sz w:val="16"/>
                 <w:szCs w:val="16"/>
               </w:rPr>
@@ -3629,12 +3592,14 @@
             </w:r>
             <w:r>
               <w:rPr>
-                <w:sz w:val="16"/>
-                <w:szCs w:val="16"/>
-              </w:rPr>
-            </w:r>
-            <w:r>
-              <w:rPr>
+                <w:rFonts w:ascii="Aptos" w:hAnsi="Aptos"/>
+                <w:sz w:val="16"/>
+                <w:szCs w:val="16"/>
+              </w:rPr>
+            </w:r>
+            <w:r>
+              <w:rPr>
+                <w:rFonts w:ascii="Aptos" w:hAnsi="Aptos"/>
                 <w:sz w:val="16"/>
                 <w:szCs w:val="16"/>
               </w:rPr>
@@ -3642,6 +3607,7 @@
             </w:r>
             <w:r>
               <w:rPr>
+                <w:rFonts w:ascii="Aptos" w:hAnsi="Aptos"/>
                 <w:sz w:val="16"/>
                 <w:szCs w:val="16"/>
               </w:rPr>
@@ -3649,6 +3615,7 @@
             </w:r>
             <w:r>
               <w:rPr>
+                <w:rFonts w:ascii="Aptos" w:hAnsi="Aptos"/>
                 <w:sz w:val="16"/>
                 <w:szCs w:val="16"/>
               </w:rPr>
@@ -3658,12 +3625,14 @@
           <w:p>
             <w:pPr>
               <w:rPr>
-                <w:sz w:val="16"/>
-                <w:szCs w:val="16"/>
-              </w:rPr>
-            </w:pPr>
-            <w:r>
-              <w:rPr>
+                <w:rFonts w:ascii="Aptos" w:hAnsi="Aptos"/>
+                <w:sz w:val="16"/>
+                <w:szCs w:val="16"/>
+              </w:rPr>
+            </w:pPr>
+            <w:r>
+              <w:rPr>
+                <w:rFonts w:ascii="Aptos" w:hAnsi="Aptos"/>
                 <w:sz w:val="16"/>
                 <w:szCs w:val="16"/>
               </w:rPr>
@@ -3682,6 +3651,7 @@
             </w:r>
             <w:r>
               <w:rPr>
+                <w:rFonts w:ascii="Aptos" w:hAnsi="Aptos"/>
                 <w:sz w:val="16"/>
                 <w:szCs w:val="16"/>
               </w:rPr>
@@ -3689,12 +3659,14 @@
             </w:r>
             <w:r>
               <w:rPr>
-                <w:sz w:val="16"/>
-                <w:szCs w:val="16"/>
-              </w:rPr>
-            </w:r>
-            <w:r>
-              <w:rPr>
+                <w:rFonts w:ascii="Aptos" w:hAnsi="Aptos"/>
+                <w:sz w:val="16"/>
+                <w:szCs w:val="16"/>
+              </w:rPr>
+            </w:r>
+            <w:r>
+              <w:rPr>
+                <w:rFonts w:ascii="Aptos" w:hAnsi="Aptos"/>
                 <w:sz w:val="16"/>
                 <w:szCs w:val="16"/>
               </w:rPr>
@@ -3702,6 +3674,7 @@
             </w:r>
             <w:r>
               <w:rPr>
+                <w:rFonts w:ascii="Aptos" w:hAnsi="Aptos"/>
                 <w:sz w:val="16"/>
                 <w:szCs w:val="16"/>
               </w:rPr>
@@ -3709,6 +3682,7 @@
             </w:r>
             <w:r>
               <w:rPr>
+                <w:rFonts w:ascii="Aptos" w:hAnsi="Aptos"/>
                 <w:sz w:val="16"/>
                 <w:szCs w:val="16"/>
               </w:rPr>
@@ -3718,6 +3692,7 @@
           <w:p>
             <w:pPr>
               <w:rPr>
+                <w:rFonts w:ascii="Aptos" w:hAnsi="Aptos"/>
                 <w:sz w:val="16"/>
                 <w:szCs w:val="16"/>
               </w:rPr>
@@ -3735,12 +3710,14 @@
           <w:p>
             <w:pPr>
               <w:rPr>
-                <w:sz w:val="16"/>
-                <w:szCs w:val="16"/>
-              </w:rPr>
-            </w:pPr>
-            <w:r>
-              <w:rPr>
+                <w:rFonts w:ascii="Aptos" w:hAnsi="Aptos"/>
+                <w:sz w:val="16"/>
+                <w:szCs w:val="16"/>
+              </w:rPr>
+            </w:pPr>
+            <w:r>
+              <w:rPr>
+                <w:rFonts w:ascii="Aptos" w:hAnsi="Aptos"/>
                 <w:sz w:val="16"/>
                 <w:szCs w:val="16"/>
               </w:rPr>
@@ -3758,6 +3735,7 @@
             </w:r>
             <w:r>
               <w:rPr>
+                <w:rFonts w:ascii="Aptos" w:hAnsi="Aptos"/>
                 <w:sz w:val="16"/>
                 <w:szCs w:val="16"/>
               </w:rPr>
@@ -3765,12 +3743,14 @@
             </w:r>
             <w:r>
               <w:rPr>
-                <w:sz w:val="16"/>
-                <w:szCs w:val="16"/>
-              </w:rPr>
-            </w:r>
-            <w:r>
-              <w:rPr>
+                <w:rFonts w:ascii="Aptos" w:hAnsi="Aptos"/>
+                <w:sz w:val="16"/>
+                <w:szCs w:val="16"/>
+              </w:rPr>
+            </w:r>
+            <w:r>
+              <w:rPr>
+                <w:rFonts w:ascii="Aptos" w:hAnsi="Aptos"/>
                 <w:sz w:val="16"/>
                 <w:szCs w:val="16"/>
               </w:rPr>
@@ -3778,6 +3758,7 @@
             </w:r>
             <w:r>
               <w:rPr>
+                <w:rFonts w:ascii="Aptos" w:hAnsi="Aptos"/>
                 <w:sz w:val="16"/>
                 <w:szCs w:val="16"/>
               </w:rPr>
@@ -3785,6 +3766,7 @@
             </w:r>
             <w:r>
               <w:rPr>
+                <w:rFonts w:ascii="Aptos" w:hAnsi="Aptos"/>
                 <w:sz w:val="16"/>
                 <w:szCs w:val="16"/>
               </w:rPr>
@@ -3794,12 +3776,14 @@
           <w:p>
             <w:pPr>
               <w:rPr>
-                <w:sz w:val="16"/>
-                <w:szCs w:val="16"/>
-              </w:rPr>
-            </w:pPr>
-            <w:r>
-              <w:rPr>
+                <w:rFonts w:ascii="Aptos" w:hAnsi="Aptos"/>
+                <w:sz w:val="16"/>
+                <w:szCs w:val="16"/>
+              </w:rPr>
+            </w:pPr>
+            <w:r>
+              <w:rPr>
+                <w:rFonts w:ascii="Aptos" w:hAnsi="Aptos"/>
                 <w:sz w:val="16"/>
                 <w:szCs w:val="16"/>
               </w:rPr>
@@ -3817,6 +3801,7 @@
             </w:r>
             <w:r>
               <w:rPr>
+                <w:rFonts w:ascii="Aptos" w:hAnsi="Aptos"/>
                 <w:sz w:val="16"/>
                 <w:szCs w:val="16"/>
               </w:rPr>
@@ -3824,12 +3809,14 @@
             </w:r>
             <w:r>
               <w:rPr>
-                <w:sz w:val="16"/>
-                <w:szCs w:val="16"/>
-              </w:rPr>
-            </w:r>
-            <w:r>
-              <w:rPr>
+                <w:rFonts w:ascii="Aptos" w:hAnsi="Aptos"/>
+                <w:sz w:val="16"/>
+                <w:szCs w:val="16"/>
+              </w:rPr>
+            </w:r>
+            <w:r>
+              <w:rPr>
+                <w:rFonts w:ascii="Aptos" w:hAnsi="Aptos"/>
                 <w:sz w:val="16"/>
                 <w:szCs w:val="16"/>
               </w:rPr>
@@ -3837,6 +3824,7 @@
             </w:r>
             <w:r>
               <w:rPr>
+                <w:rFonts w:ascii="Aptos" w:hAnsi="Aptos"/>
                 <w:sz w:val="16"/>
                 <w:szCs w:val="16"/>
               </w:rPr>
@@ -3844,28 +3832,24 @@
             </w:r>
             <w:r>
               <w:rPr>
-                <w:sz w:val="16"/>
-                <w:szCs w:val="16"/>
-              </w:rPr>
-              <w:t xml:space="preserve"> Fornitura dei DPI indicati di seguito</w:t>
-            </w:r>
-            <w:r>
-              <w:rPr>
-                <w:sz w:val="16"/>
-                <w:szCs w:val="16"/>
-              </w:rPr>
-              <w:t xml:space="preserve"> </w:t>
-            </w:r>
-          </w:p>
-          <w:p>
-            <w:pPr>
-              <w:rPr>
-                <w:sz w:val="16"/>
-                <w:szCs w:val="16"/>
-              </w:rPr>
-            </w:pPr>
-            <w:r>
-              <w:rPr>
+                <w:rFonts w:ascii="Aptos" w:hAnsi="Aptos"/>
+                <w:sz w:val="16"/>
+                <w:szCs w:val="16"/>
+              </w:rPr>
+              <w:t xml:space="preserve"> Fornitura dei DPI indicati di seguito </w:t>
+            </w:r>
+          </w:p>
+          <w:p>
+            <w:pPr>
+              <w:rPr>
+                <w:rFonts w:ascii="Aptos" w:hAnsi="Aptos"/>
+                <w:sz w:val="16"/>
+                <w:szCs w:val="16"/>
+              </w:rPr>
+            </w:pPr>
+            <w:r>
+              <w:rPr>
+                <w:rFonts w:ascii="Aptos" w:hAnsi="Aptos"/>
                 <w:sz w:val="16"/>
                 <w:szCs w:val="16"/>
               </w:rPr>
@@ -3883,6 +3867,7 @@
             </w:r>
             <w:r>
               <w:rPr>
+                <w:rFonts w:ascii="Aptos" w:hAnsi="Aptos"/>
                 <w:sz w:val="16"/>
                 <w:szCs w:val="16"/>
               </w:rPr>
@@ -3890,12 +3875,14 @@
             </w:r>
             <w:r>
               <w:rPr>
-                <w:sz w:val="16"/>
-                <w:szCs w:val="16"/>
-              </w:rPr>
-            </w:r>
-            <w:r>
-              <w:rPr>
+                <w:rFonts w:ascii="Aptos" w:hAnsi="Aptos"/>
+                <w:sz w:val="16"/>
+                <w:szCs w:val="16"/>
+              </w:rPr>
+            </w:r>
+            <w:r>
+              <w:rPr>
+                <w:rFonts w:ascii="Aptos" w:hAnsi="Aptos"/>
                 <w:sz w:val="16"/>
                 <w:szCs w:val="16"/>
               </w:rPr>
@@ -3903,6 +3890,7 @@
             </w:r>
             <w:r>
               <w:rPr>
+                <w:rFonts w:ascii="Aptos" w:hAnsi="Aptos"/>
                 <w:sz w:val="16"/>
                 <w:szCs w:val="16"/>
               </w:rPr>
@@ -3910,6 +3898,7 @@
             </w:r>
             <w:r>
               <w:rPr>
+                <w:rFonts w:ascii="Aptos" w:hAnsi="Aptos"/>
                 <w:sz w:val="16"/>
                 <w:szCs w:val="16"/>
               </w:rPr>
@@ -3919,12 +3908,14 @@
           <w:p>
             <w:pPr>
               <w:rPr>
-                <w:sz w:val="16"/>
-                <w:szCs w:val="16"/>
-              </w:rPr>
-            </w:pPr>
-            <w:r>
-              <w:rPr>
+                <w:rFonts w:ascii="Aptos" w:hAnsi="Aptos"/>
+                <w:sz w:val="16"/>
+                <w:szCs w:val="16"/>
+              </w:rPr>
+            </w:pPr>
+            <w:r>
+              <w:rPr>
+                <w:rFonts w:ascii="Aptos" w:hAnsi="Aptos"/>
                 <w:sz w:val="16"/>
                 <w:szCs w:val="16"/>
               </w:rPr>
@@ -3942,6 +3933,7 @@
             </w:r>
             <w:r>
               <w:rPr>
+                <w:rFonts w:ascii="Aptos" w:hAnsi="Aptos"/>
                 <w:sz w:val="16"/>
                 <w:szCs w:val="16"/>
               </w:rPr>
@@ -3949,12 +3941,14 @@
             </w:r>
             <w:r>
               <w:rPr>
-                <w:sz w:val="16"/>
-                <w:szCs w:val="16"/>
-              </w:rPr>
-            </w:r>
-            <w:r>
-              <w:rPr>
+                <w:rFonts w:ascii="Aptos" w:hAnsi="Aptos"/>
+                <w:sz w:val="16"/>
+                <w:szCs w:val="16"/>
+              </w:rPr>
+            </w:r>
+            <w:r>
+              <w:rPr>
+                <w:rFonts w:ascii="Aptos" w:hAnsi="Aptos"/>
                 <w:sz w:val="16"/>
                 <w:szCs w:val="16"/>
               </w:rPr>
@@ -3962,6 +3956,7 @@
             </w:r>
             <w:r>
               <w:rPr>
+                <w:rFonts w:ascii="Aptos" w:hAnsi="Aptos"/>
                 <w:sz w:val="16"/>
                 <w:szCs w:val="16"/>
               </w:rPr>
@@ -3969,6 +3964,7 @@
             </w:r>
             <w:r>
               <w:rPr>
+                <w:rFonts w:ascii="Aptos" w:hAnsi="Aptos"/>
                 <w:sz w:val="16"/>
                 <w:szCs w:val="16"/>
               </w:rPr>
@@ -3978,12 +3974,14 @@
           <w:p>
             <w:pPr>
               <w:rPr>
-                <w:sz w:val="16"/>
-                <w:szCs w:val="16"/>
-              </w:rPr>
-            </w:pPr>
-            <w:r>
-              <w:rPr>
+                <w:rFonts w:ascii="Aptos" w:hAnsi="Aptos"/>
+                <w:sz w:val="16"/>
+                <w:szCs w:val="16"/>
+              </w:rPr>
+            </w:pPr>
+            <w:r>
+              <w:rPr>
+                <w:rFonts w:ascii="Aptos" w:hAnsi="Aptos"/>
                 <w:sz w:val="16"/>
                 <w:szCs w:val="16"/>
               </w:rPr>
@@ -4001,6 +3999,7 @@
             </w:r>
             <w:r>
               <w:rPr>
+                <w:rFonts w:ascii="Aptos" w:hAnsi="Aptos"/>
                 <w:sz w:val="16"/>
                 <w:szCs w:val="16"/>
               </w:rPr>
@@ -4008,12 +4007,14 @@
             </w:r>
             <w:r>
               <w:rPr>
-                <w:sz w:val="16"/>
-                <w:szCs w:val="16"/>
-              </w:rPr>
-            </w:r>
-            <w:r>
-              <w:rPr>
+                <w:rFonts w:ascii="Aptos" w:hAnsi="Aptos"/>
+                <w:sz w:val="16"/>
+                <w:szCs w:val="16"/>
+              </w:rPr>
+            </w:r>
+            <w:r>
+              <w:rPr>
+                <w:rFonts w:ascii="Aptos" w:hAnsi="Aptos"/>
                 <w:sz w:val="16"/>
                 <w:szCs w:val="16"/>
               </w:rPr>
@@ -4021,6 +4022,7 @@
             </w:r>
             <w:r>
               <w:rPr>
+                <w:rFonts w:ascii="Aptos" w:hAnsi="Aptos"/>
                 <w:sz w:val="16"/>
                 <w:szCs w:val="16"/>
               </w:rPr>
@@ -4028,6 +4030,7 @@
             </w:r>
             <w:r>
               <w:rPr>
+                <w:rFonts w:ascii="Aptos" w:hAnsi="Aptos"/>
                 <w:sz w:val="16"/>
                 <w:szCs w:val="16"/>
               </w:rPr>
@@ -4037,6 +4040,7 @@
           <w:p>
             <w:pPr>
               <w:rPr>
+                <w:rFonts w:ascii="Aptos" w:hAnsi="Aptos"/>
                 <w:sz w:val="16"/>
                 <w:szCs w:val="16"/>
               </w:rPr>
@@ -4062,6 +4066,7 @@
           <w:p>
             <w:pPr>
               <w:rPr>
+                <w:rFonts w:ascii="Aptos" w:hAnsi="Aptos"/>
                 <w:b/>
                 <w:sz w:val="10"/>
                 <w:szCs w:val="10"/>
@@ -4088,11 +4093,13 @@
           <w:p>
             <w:pPr>
               <w:rPr>
-                <w:b/>
-              </w:rPr>
-            </w:pPr>
-            <w:r>
-              <w:rPr>
+                <w:rFonts w:ascii="Aptos" w:hAnsi="Aptos"/>
+                <w:b/>
+              </w:rPr>
+            </w:pPr>
+            <w:r>
+              <w:rPr>
+                <w:rFonts w:ascii="Aptos" w:hAnsi="Aptos"/>
                 <w:b/>
               </w:rPr>
               <w:t>E</w:t>
@@ -4113,11 +4120,13 @@
           <w:p>
             <w:pPr>
               <w:rPr>
-                <w:b/>
-              </w:rPr>
-            </w:pPr>
-            <w:r>
-              <w:rPr>
+                <w:rFonts w:ascii="Aptos" w:hAnsi="Aptos"/>
+                <w:b/>
+              </w:rPr>
+            </w:pPr>
+            <w:r>
+              <w:rPr>
+                <w:rFonts w:ascii="Aptos" w:hAnsi="Aptos"/>
                 <w:b/>
               </w:rPr>
               <w:t>DISPOSITIVI DI PROTEZIONE INDIVIDUALE</w:t>
@@ -4144,6 +4153,7 @@
           <w:p>
             <w:pPr>
               <w:rPr>
+                <w:rFonts w:ascii="Aptos" w:hAnsi="Aptos"/>
                 <w:b/>
                 <w:sz w:val="10"/>
                 <w:szCs w:val="10"/>
@@ -4160,19 +4170,20 @@
           <w:tcPr>
             <w:tcW w:w="2444" w:type="dxa"/>
             <w:gridSpan w:val="6"/>
-            <w:shd w:val="clear" w:color="auto" w:fill="auto"/>
           </w:tcPr>
           <w:p>
             <w:pPr>
               <w:jc w:val="center"/>
               <w:rPr>
-                <w:b/>
-                <w:sz w:val="20"/>
-                <w:szCs w:val="20"/>
-              </w:rPr>
-            </w:pPr>
-            <w:r>
-              <w:rPr>
+                <w:rFonts w:ascii="Aptos" w:hAnsi="Aptos"/>
+                <w:b/>
+                <w:sz w:val="20"/>
+                <w:szCs w:val="20"/>
+              </w:rPr>
+            </w:pPr>
+            <w:r>
+              <w:rPr>
+                <w:rFonts w:ascii="Aptos" w:hAnsi="Aptos"/>
                 <w:b/>
                 <w:sz w:val="20"/>
                 <w:szCs w:val="20"/>
@@ -4185,19 +4196,20 @@
           <w:tcPr>
             <w:tcW w:w="2326" w:type="dxa"/>
             <w:gridSpan w:val="5"/>
-            <w:shd w:val="clear" w:color="auto" w:fill="auto"/>
           </w:tcPr>
           <w:p>
             <w:pPr>
               <w:jc w:val="center"/>
               <w:rPr>
-                <w:b/>
-                <w:sz w:val="20"/>
-                <w:szCs w:val="20"/>
-              </w:rPr>
-            </w:pPr>
-            <w:r>
-              <w:rPr>
+                <w:rFonts w:ascii="Aptos" w:hAnsi="Aptos"/>
+                <w:b/>
+                <w:sz w:val="20"/>
+                <w:szCs w:val="20"/>
+              </w:rPr>
+            </w:pPr>
+            <w:r>
+              <w:rPr>
+                <w:rFonts w:ascii="Aptos" w:hAnsi="Aptos"/>
                 <w:b/>
                 <w:sz w:val="20"/>
                 <w:szCs w:val="20"/>
@@ -4210,19 +4222,20 @@
           <w:tcPr>
             <w:tcW w:w="2883" w:type="dxa"/>
             <w:gridSpan w:val="7"/>
-            <w:shd w:val="clear" w:color="auto" w:fill="auto"/>
           </w:tcPr>
           <w:p>
             <w:pPr>
               <w:jc w:val="center"/>
               <w:rPr>
-                <w:b/>
-                <w:sz w:val="20"/>
-                <w:szCs w:val="20"/>
-              </w:rPr>
-            </w:pPr>
-            <w:r>
-              <w:rPr>
+                <w:rFonts w:ascii="Aptos" w:hAnsi="Aptos"/>
+                <w:b/>
+                <w:sz w:val="20"/>
+                <w:szCs w:val="20"/>
+              </w:rPr>
+            </w:pPr>
+            <w:r>
+              <w:rPr>
+                <w:rFonts w:ascii="Aptos" w:hAnsi="Aptos"/>
                 <w:b/>
                 <w:sz w:val="20"/>
                 <w:szCs w:val="20"/>
@@ -4235,19 +4248,20 @@
           <w:tcPr>
             <w:tcW w:w="2200" w:type="dxa"/>
             <w:gridSpan w:val="2"/>
-            <w:shd w:val="clear" w:color="auto" w:fill="auto"/>
           </w:tcPr>
           <w:p>
             <w:pPr>
               <w:jc w:val="center"/>
               <w:rPr>
-                <w:b/>
-                <w:sz w:val="20"/>
-                <w:szCs w:val="20"/>
-              </w:rPr>
-            </w:pPr>
-            <w:r>
-              <w:rPr>
+                <w:rFonts w:ascii="Aptos" w:hAnsi="Aptos"/>
+                <w:b/>
+                <w:sz w:val="20"/>
+                <w:szCs w:val="20"/>
+              </w:rPr>
+            </w:pPr>
+            <w:r>
+              <w:rPr>
+                <w:rFonts w:ascii="Aptos" w:hAnsi="Aptos"/>
                 <w:b/>
                 <w:sz w:val="20"/>
                 <w:szCs w:val="20"/>
@@ -4265,17 +4279,18 @@
           <w:tcPr>
             <w:tcW w:w="2444" w:type="dxa"/>
             <w:gridSpan w:val="6"/>
-            <w:shd w:val="clear" w:color="auto" w:fill="auto"/>
-          </w:tcPr>
-          <w:p>
-            <w:pPr>
-              <w:rPr>
-                <w:sz w:val="16"/>
-                <w:szCs w:val="16"/>
-              </w:rPr>
-            </w:pPr>
-            <w:r>
-              <w:rPr>
+          </w:tcPr>
+          <w:p>
+            <w:pPr>
+              <w:rPr>
+                <w:rFonts w:ascii="Aptos" w:hAnsi="Aptos"/>
+                <w:sz w:val="16"/>
+                <w:szCs w:val="16"/>
+              </w:rPr>
+            </w:pPr>
+            <w:r>
+              <w:rPr>
+                <w:rFonts w:ascii="Aptos" w:hAnsi="Aptos"/>
                 <w:sz w:val="16"/>
                 <w:szCs w:val="16"/>
               </w:rPr>
@@ -4293,6 +4308,7 @@
             </w:r>
             <w:r>
               <w:rPr>
+                <w:rFonts w:ascii="Aptos" w:hAnsi="Aptos"/>
                 <w:sz w:val="16"/>
                 <w:szCs w:val="16"/>
               </w:rPr>
@@ -4300,12 +4316,14 @@
             </w:r>
             <w:r>
               <w:rPr>
-                <w:sz w:val="16"/>
-                <w:szCs w:val="16"/>
-              </w:rPr>
-            </w:r>
-            <w:r>
-              <w:rPr>
+                <w:rFonts w:ascii="Aptos" w:hAnsi="Aptos"/>
+                <w:sz w:val="16"/>
+                <w:szCs w:val="16"/>
+              </w:rPr>
+            </w:r>
+            <w:r>
+              <w:rPr>
+                <w:rFonts w:ascii="Aptos" w:hAnsi="Aptos"/>
                 <w:sz w:val="16"/>
                 <w:szCs w:val="16"/>
               </w:rPr>
@@ -4313,6 +4331,7 @@
             </w:r>
             <w:r>
               <w:rPr>
+                <w:rFonts w:ascii="Aptos" w:hAnsi="Aptos"/>
                 <w:sz w:val="16"/>
                 <w:szCs w:val="16"/>
               </w:rPr>
@@ -4320,48 +4339,17 @@
             </w:r>
             <w:r>
               <w:rPr>
+                <w:rFonts w:ascii="Aptos" w:hAnsi="Aptos"/>
                 <w:sz w:val="16"/>
                 <w:szCs w:val="16"/>
               </w:rPr>
               <w:t xml:space="preserve"> </w:t>
             </w:r>
-            <w:r>
-              <w:rPr>
-                <w:b/>
-                <w:bCs/>
-                <w:sz w:val="16"/>
-                <w:szCs w:val="16"/>
-              </w:rPr>
-              <w:t xml:space="preserve">Occhiali </w:t>
-            </w:r>
-            <w:r>
-              <w:rPr>
-                <w:b/>
-                <w:sz w:val="16"/>
-                <w:szCs w:val="16"/>
-              </w:rPr>
-              <w:t>EN 166</w:t>
-            </w:r>
-            <w:r>
-              <w:rPr>
-                <w:sz w:val="16"/>
-                <w:szCs w:val="16"/>
-              </w:rPr>
-              <w:t xml:space="preserve"> </w:t>
-            </w:r>
-            <w:r>
-              <w:rPr>
-                <w:b/>
-                <w:bCs/>
-                <w:sz w:val="16"/>
-                <w:szCs w:val="16"/>
-              </w:rPr>
-              <w:t>con protezioni laterali</w:t>
-            </w:r>
-          </w:p>
-          <w:p>
-            <w:pPr>
-              <w:rPr>
+          </w:p>
+          <w:p>
+            <w:pPr>
+              <w:rPr>
+                <w:rFonts w:ascii="Aptos" w:hAnsi="Aptos"/>
                 <w:sz w:val="16"/>
                 <w:szCs w:val="16"/>
               </w:rPr>
@@ -4372,17 +4360,18 @@
           <w:tcPr>
             <w:tcW w:w="2326" w:type="dxa"/>
             <w:gridSpan w:val="5"/>
-            <w:shd w:val="clear" w:color="auto" w:fill="auto"/>
-          </w:tcPr>
-          <w:p>
-            <w:pPr>
-              <w:rPr>
-                <w:sz w:val="16"/>
-                <w:szCs w:val="16"/>
-              </w:rPr>
-            </w:pPr>
-            <w:r>
-              <w:rPr>
+          </w:tcPr>
+          <w:p>
+            <w:pPr>
+              <w:rPr>
+                <w:rFonts w:ascii="Aptos" w:hAnsi="Aptos"/>
+                <w:sz w:val="16"/>
+                <w:szCs w:val="16"/>
+              </w:rPr>
+            </w:pPr>
+            <w:r>
+              <w:rPr>
+                <w:rFonts w:ascii="Aptos" w:hAnsi="Aptos"/>
                 <w:sz w:val="16"/>
                 <w:szCs w:val="16"/>
               </w:rPr>
@@ -4401,6 +4390,7 @@
             </w:r>
             <w:r>
               <w:rPr>
+                <w:rFonts w:ascii="Aptos" w:hAnsi="Aptos"/>
                 <w:sz w:val="16"/>
                 <w:szCs w:val="16"/>
               </w:rPr>
@@ -4408,12 +4398,14 @@
             </w:r>
             <w:r>
               <w:rPr>
-                <w:sz w:val="16"/>
-                <w:szCs w:val="16"/>
-              </w:rPr>
-            </w:r>
-            <w:r>
-              <w:rPr>
+                <w:rFonts w:ascii="Aptos" w:hAnsi="Aptos"/>
+                <w:sz w:val="16"/>
+                <w:szCs w:val="16"/>
+              </w:rPr>
+            </w:r>
+            <w:r>
+              <w:rPr>
+                <w:rFonts w:ascii="Aptos" w:hAnsi="Aptos"/>
                 <w:sz w:val="16"/>
                 <w:szCs w:val="16"/>
               </w:rPr>
@@ -4421,6 +4413,7 @@
             </w:r>
             <w:r>
               <w:rPr>
+                <w:rFonts w:ascii="Aptos" w:hAnsi="Aptos"/>
                 <w:sz w:val="16"/>
                 <w:szCs w:val="16"/>
               </w:rPr>
@@ -4428,6 +4421,7 @@
             </w:r>
             <w:r>
               <w:rPr>
+                <w:rFonts w:ascii="Aptos" w:hAnsi="Aptos"/>
                 <w:sz w:val="16"/>
                 <w:szCs w:val="16"/>
               </w:rPr>
@@ -4435,6 +4429,7 @@
             </w:r>
             <w:r>
               <w:rPr>
+                <w:rFonts w:ascii="Aptos" w:hAnsi="Aptos"/>
                 <w:b/>
                 <w:bCs/>
                 <w:sz w:val="16"/>
@@ -4444,6 +4439,7 @@
             </w:r>
             <w:r>
               <w:rPr>
+                <w:rFonts w:ascii="Aptos" w:hAnsi="Aptos"/>
                 <w:sz w:val="16"/>
                 <w:szCs w:val="16"/>
               </w:rPr>
@@ -4451,6 +4447,7 @@
             </w:r>
             <w:r>
               <w:rPr>
+                <w:rFonts w:ascii="Aptos" w:hAnsi="Aptos"/>
                 <w:b/>
                 <w:bCs/>
                 <w:sz w:val="16"/>
@@ -4460,6 +4457,7 @@
             </w:r>
             <w:r>
               <w:rPr>
+                <w:rFonts w:ascii="Aptos" w:hAnsi="Aptos"/>
                 <w:sz w:val="16"/>
                 <w:szCs w:val="16"/>
               </w:rPr>
@@ -4469,6 +4467,7 @@
           <w:p>
             <w:pPr>
               <w:rPr>
+                <w:rFonts w:ascii="Aptos" w:hAnsi="Aptos"/>
                 <w:sz w:val="16"/>
                 <w:szCs w:val="16"/>
               </w:rPr>
@@ -4479,17 +4478,18 @@
           <w:tcPr>
             <w:tcW w:w="2883" w:type="dxa"/>
             <w:gridSpan w:val="7"/>
-            <w:shd w:val="clear" w:color="auto" w:fill="auto"/>
-          </w:tcPr>
-          <w:p>
-            <w:pPr>
-              <w:rPr>
-                <w:sz w:val="16"/>
-                <w:szCs w:val="16"/>
-              </w:rPr>
-            </w:pPr>
-            <w:r>
-              <w:rPr>
+          </w:tcPr>
+          <w:p>
+            <w:pPr>
+              <w:rPr>
+                <w:rFonts w:ascii="Aptos" w:hAnsi="Aptos"/>
+                <w:sz w:val="16"/>
+                <w:szCs w:val="16"/>
+              </w:rPr>
+            </w:pPr>
+            <w:r>
+              <w:rPr>
+                <w:rFonts w:ascii="Aptos" w:hAnsi="Aptos"/>
                 <w:sz w:val="16"/>
                 <w:szCs w:val="16"/>
               </w:rPr>
@@ -4507,6 +4507,7 @@
             </w:r>
             <w:r>
               <w:rPr>
+                <w:rFonts w:ascii="Aptos" w:hAnsi="Aptos"/>
                 <w:sz w:val="16"/>
                 <w:szCs w:val="16"/>
               </w:rPr>
@@ -4514,12 +4515,14 @@
             </w:r>
             <w:r>
               <w:rPr>
-                <w:sz w:val="16"/>
-                <w:szCs w:val="16"/>
-              </w:rPr>
-            </w:r>
-            <w:r>
-              <w:rPr>
+                <w:rFonts w:ascii="Aptos" w:hAnsi="Aptos"/>
+                <w:sz w:val="16"/>
+                <w:szCs w:val="16"/>
+              </w:rPr>
+            </w:r>
+            <w:r>
+              <w:rPr>
+                <w:rFonts w:ascii="Aptos" w:hAnsi="Aptos"/>
                 <w:sz w:val="16"/>
                 <w:szCs w:val="16"/>
               </w:rPr>
@@ -4527,6 +4530,7 @@
             </w:r>
             <w:r>
               <w:rPr>
+                <w:rFonts w:ascii="Aptos" w:hAnsi="Aptos"/>
                 <w:sz w:val="16"/>
                 <w:szCs w:val="16"/>
               </w:rPr>
@@ -4534,6 +4538,7 @@
             </w:r>
             <w:r>
               <w:rPr>
+                <w:rFonts w:ascii="Aptos" w:hAnsi="Aptos"/>
                 <w:sz w:val="16"/>
                 <w:szCs w:val="16"/>
               </w:rPr>
@@ -4541,6 +4546,7 @@
             </w:r>
             <w:r>
               <w:rPr>
+                <w:rFonts w:ascii="Aptos" w:hAnsi="Aptos"/>
                 <w:b/>
                 <w:bCs/>
                 <w:sz w:val="16"/>
@@ -4552,6 +4558,7 @@
           <w:p>
             <w:pPr>
               <w:rPr>
+                <w:rFonts w:ascii="Aptos" w:hAnsi="Aptos"/>
                 <w:sz w:val="16"/>
                 <w:szCs w:val="16"/>
               </w:rPr>
@@ -4562,17 +4569,18 @@
           <w:tcPr>
             <w:tcW w:w="2200" w:type="dxa"/>
             <w:gridSpan w:val="2"/>
-            <w:shd w:val="clear" w:color="auto" w:fill="auto"/>
-          </w:tcPr>
-          <w:p>
-            <w:pPr>
-              <w:rPr>
-                <w:sz w:val="16"/>
-                <w:szCs w:val="16"/>
-              </w:rPr>
-            </w:pPr>
-            <w:r>
-              <w:rPr>
+          </w:tcPr>
+          <w:p>
+            <w:pPr>
+              <w:rPr>
+                <w:rFonts w:ascii="Aptos" w:hAnsi="Aptos"/>
+                <w:sz w:val="16"/>
+                <w:szCs w:val="16"/>
+              </w:rPr>
+            </w:pPr>
+            <w:r>
+              <w:rPr>
+                <w:rFonts w:ascii="Aptos" w:hAnsi="Aptos"/>
                 <w:sz w:val="16"/>
                 <w:szCs w:val="16"/>
               </w:rPr>
@@ -4591,6 +4599,7 @@
             </w:r>
             <w:r>
               <w:rPr>
+                <w:rFonts w:ascii="Aptos" w:hAnsi="Aptos"/>
                 <w:sz w:val="16"/>
                 <w:szCs w:val="16"/>
               </w:rPr>
@@ -4598,12 +4607,14 @@
             </w:r>
             <w:r>
               <w:rPr>
-                <w:sz w:val="16"/>
-                <w:szCs w:val="16"/>
-              </w:rPr>
-            </w:r>
-            <w:r>
-              <w:rPr>
+                <w:rFonts w:ascii="Aptos" w:hAnsi="Aptos"/>
+                <w:sz w:val="16"/>
+                <w:szCs w:val="16"/>
+              </w:rPr>
+            </w:r>
+            <w:r>
+              <w:rPr>
+                <w:rFonts w:ascii="Aptos" w:hAnsi="Aptos"/>
                 <w:sz w:val="16"/>
                 <w:szCs w:val="16"/>
               </w:rPr>
@@ -4611,6 +4622,7 @@
             </w:r>
             <w:r>
               <w:rPr>
+                <w:rFonts w:ascii="Aptos" w:hAnsi="Aptos"/>
                 <w:sz w:val="16"/>
                 <w:szCs w:val="16"/>
               </w:rPr>
@@ -4618,6 +4630,7 @@
             </w:r>
             <w:r>
               <w:rPr>
+                <w:rFonts w:ascii="Aptos" w:hAnsi="Aptos"/>
                 <w:sz w:val="16"/>
                 <w:szCs w:val="16"/>
               </w:rPr>
@@ -4625,6 +4638,7 @@
             </w:r>
             <w:r>
               <w:rPr>
+                <w:rFonts w:ascii="Aptos" w:hAnsi="Aptos"/>
                 <w:b/>
                 <w:bCs/>
                 <w:sz w:val="16"/>
@@ -4636,6 +4650,7 @@
           <w:p>
             <w:pPr>
               <w:rPr>
+                <w:rFonts w:ascii="Aptos" w:hAnsi="Aptos"/>
                 <w:sz w:val="16"/>
                 <w:szCs w:val="16"/>
               </w:rPr>
@@ -4644,7 +4659,13 @@
         </w:tc>
       </w:tr>
     </w:tbl>
-    <w:p/>
+    <w:p>
+      <w:pPr>
+        <w:rPr>
+          <w:rFonts w:ascii="Aptos" w:hAnsi="Aptos"/>
+        </w:rPr>
+      </w:pPr>
+    </w:p>
     <w:sectPr>
       <w:pgSz w:w="11906" w:h="16838"/>
       <w:pgMar w:top="1417" w:right="1134" w:bottom="1134" w:left="1134" w:header="708" w:footer="708" w:gutter="0"/>
@@ -4656,7 +4677,7 @@
 </file>
 
 <file path=word/styles.xml><?xml version="1.0" encoding="utf-8"?>
-<w:styles xmlns:mc="http://schemas.openxmlformats.org/markup-compatibility/2006" xmlns:r="http://schemas.openxmlformats.org/officeDocument/2006/relationships" xmlns:w="http://schemas.openxmlformats.org/wordprocessingml/2006/main" xmlns:w14="http://schemas.microsoft.com/office/word/2010/wordml" xmlns:w15="http://schemas.microsoft.com/office/word/2012/wordml" xmlns:w16cex="http://schemas.microsoft.com/office/word/2018/wordml/cex" xmlns:w16cid="http://schemas.microsoft.com/office/word/2016/wordml/cid" xmlns:w16="http://schemas.microsoft.com/office/word/2018/wordml" xmlns:w16sdtdh="http://schemas.microsoft.com/office/word/2020/wordml/sdtdatahash" xmlns:w16se="http://schemas.microsoft.com/office/word/2015/wordml/symex" mc:Ignorable="w14 w15 w16se w16cid w16 w16cex w16sdtdh">
+<w:styles xmlns:mc="http://schemas.openxmlformats.org/markup-compatibility/2006" xmlns:r="http://schemas.openxmlformats.org/officeDocument/2006/relationships" xmlns:w="http://schemas.openxmlformats.org/wordprocessingml/2006/main" xmlns:w14="http://schemas.microsoft.com/office/word/2010/wordml" xmlns:w15="http://schemas.microsoft.com/office/word/2012/wordml" xmlns:w16cex="http://schemas.microsoft.com/office/word/2018/wordml/cex" xmlns:w16cid="http://schemas.microsoft.com/office/word/2016/wordml/cid" xmlns:w16="http://schemas.microsoft.com/office/word/2018/wordml" xmlns:w16du="http://schemas.microsoft.com/office/word/2023/wordml/word16du" xmlns:w16sdtdh="http://schemas.microsoft.com/office/word/2020/wordml/sdtdatahash" xmlns:w16sdtfl="http://schemas.microsoft.com/office/word/2024/wordml/sdtformatlock" xmlns:w16se="http://schemas.microsoft.com/office/word/2015/wordml/symex" mc:Ignorable="w14 w15 w16se w16cid w16 w16cex w16sdtdh w16sdtfl w16du">
   <w:docDefaults>
     <w:rPrDefault>
       <w:rPr>
